--- a/评审意见/杨秀峰-函评建议表.docx
+++ b/评审意见/杨秀峰-函评建议表.docx
@@ -1,6 +1,6 @@
 
 <file path=word/document.xml><?xml version="1.0" encoding="utf-8"?>
-<w:document xmlns:wpc="http://schemas.microsoft.com/office/word/2010/wordprocessingCanvas" xmlns:mc="http://schemas.openxmlformats.org/markup-compatibility/2006" xmlns:o="urn:schemas-microsoft-com:office:office" xmlns:r="http://schemas.openxmlformats.org/officeDocument/2006/relationships" xmlns:m="http://schemas.openxmlformats.org/officeDocument/2006/math" xmlns:v="urn:schemas-microsoft-com:vml" xmlns:wp14="http://schemas.microsoft.com/office/word/2010/wordprocessingDrawing" xmlns:wp="http://schemas.openxmlformats.org/drawingml/2006/wordprocessingDrawing" xmlns:w="http://schemas.openxmlformats.org/wordprocessingml/2006/main" xmlns:w14="http://schemas.microsoft.com/office/word/2010/wordml" xmlns:w10="urn:schemas-microsoft-com:office:word" xmlns:w15="http://schemas.microsoft.com/office/word/2012/wordml" xmlns:wpg="http://schemas.microsoft.com/office/word/2010/wordprocessingGroup" xmlns:wpi="http://schemas.microsoft.com/office/word/2010/wordprocessingInk" xmlns:wne="http://schemas.microsoft.com/office/word/2006/wordml" xmlns:wps="http://schemas.microsoft.com/office/word/2010/wordprocessingShape" xmlns:wpsCustomData="http://www.wps.cn/officeDocument/2013/wpsCustomData" mc:Ignorable="w14 w15 wp14">
+<w:document xmlns:wpc="http://schemas.microsoft.com/office/word/2010/wordprocessingCanvas" xmlns:cx="http://schemas.microsoft.com/office/drawing/2014/chartex" xmlns:cx1="http://schemas.microsoft.com/office/drawing/2015/9/8/chartex" xmlns:cx2="http://schemas.microsoft.com/office/drawing/2015/10/21/chartex" xmlns:cx3="http://schemas.microsoft.com/office/drawing/2016/5/9/chartex" xmlns:cx4="http://schemas.microsoft.com/office/drawing/2016/5/10/chartex" xmlns:cx5="http://schemas.microsoft.com/office/drawing/2016/5/11/chartex" xmlns:cx6="http://schemas.microsoft.com/office/drawing/2016/5/12/chartex" xmlns:cx7="http://schemas.microsoft.com/office/drawing/2016/5/13/chartex" xmlns:cx8="http://schemas.microsoft.com/office/drawing/2016/5/14/chartex" xmlns:mc="http://schemas.openxmlformats.org/markup-compatibility/2006" xmlns:aink="http://schemas.microsoft.com/office/drawing/2016/ink" xmlns:am3d="http://schemas.microsoft.com/office/drawing/2017/model3d" xmlns:o="urn:schemas-microsoft-com:office:office" xmlns:oel="http://schemas.microsoft.com/office/2019/extlst" xmlns:r="http://schemas.openxmlformats.org/officeDocument/2006/relationships" xmlns:m="http://schemas.openxmlformats.org/officeDocument/2006/math" xmlns:v="urn:schemas-microsoft-com:vml" xmlns:wp14="http://schemas.microsoft.com/office/word/2010/wordprocessingDrawing" xmlns:wp="http://schemas.openxmlformats.org/drawingml/2006/wordprocessingDrawing" xmlns:w10="urn:schemas-microsoft-com:office:word" xmlns:w="http://schemas.openxmlformats.org/wordprocessingml/2006/main" xmlns:w14="http://schemas.microsoft.com/office/word/2010/wordml" xmlns:w15="http://schemas.microsoft.com/office/word/2012/wordml" xmlns:w16cex="http://schemas.microsoft.com/office/word/2018/wordml/cex" xmlns:w16cid="http://schemas.microsoft.com/office/word/2016/wordml/cid" xmlns:w16="http://schemas.microsoft.com/office/word/2018/wordml" xmlns:w16sdtdh="http://schemas.microsoft.com/office/word/2020/wordml/sdtdatahash" xmlns:w16se="http://schemas.microsoft.com/office/word/2015/wordml/symex" xmlns:wpg="http://schemas.microsoft.com/office/word/2010/wordprocessingGroup" xmlns:wpi="http://schemas.microsoft.com/office/word/2010/wordprocessingInk" xmlns:wne="http://schemas.microsoft.com/office/word/2006/wordml" xmlns:wps="http://schemas.microsoft.com/office/word/2010/wordprocessingShape" mc:Ignorable="w14 w15 w16se w16cid w16 w16cex w16sdtdh wp14">
   <w:body>
     <w:p>
       <w:pPr>
@@ -10,8 +10,6 @@
           <w:sz w:val="28"/>
         </w:rPr>
       </w:pPr>
-      <w:bookmarkStart w:id="0" w:name="_GoBack"/>
-      <w:bookmarkEnd w:id="0"/>
       <w:r>
         <w:rPr>
           <w:rFonts w:hint="eastAsia"/>
@@ -22,24 +20,18 @@
     </w:p>
     <w:tbl>
       <w:tblPr>
-        <w:tblStyle w:val="4"/>
         <w:tblW w:w="9647" w:type="dxa"/>
         <w:jc w:val="center"/>
         <w:tblBorders>
-          <w:top w:val="single" w:color="auto" w:sz="4" w:space="0"/>
-          <w:left w:val="single" w:color="auto" w:sz="4" w:space="0"/>
-          <w:bottom w:val="single" w:color="auto" w:sz="4" w:space="0"/>
-          <w:right w:val="single" w:color="auto" w:sz="4" w:space="0"/>
-          <w:insideH w:val="single" w:color="auto" w:sz="4" w:space="0"/>
-          <w:insideV w:val="single" w:color="auto" w:sz="4" w:space="0"/>
+          <w:top w:val="single" w:sz="4" w:space="0" w:color="auto"/>
+          <w:left w:val="single" w:sz="4" w:space="0" w:color="auto"/>
+          <w:bottom w:val="single" w:sz="4" w:space="0" w:color="auto"/>
+          <w:right w:val="single" w:sz="4" w:space="0" w:color="auto"/>
+          <w:insideH w:val="single" w:sz="4" w:space="0" w:color="auto"/>
+          <w:insideV w:val="single" w:sz="4" w:space="0" w:color="auto"/>
         </w:tblBorders>
         <w:tblLayout w:type="fixed"/>
-        <w:tblCellMar>
-          <w:top w:w="0" w:type="dxa"/>
-          <w:left w:w="108" w:type="dxa"/>
-          <w:bottom w:w="0" w:type="dxa"/>
-          <w:right w:w="108" w:type="dxa"/>
-        </w:tblCellMar>
+        <w:tblLook w:val="04A0" w:firstRow="1" w:lastRow="0" w:firstColumn="1" w:lastColumn="0" w:noHBand="0" w:noVBand="1"/>
       </w:tblPr>
       <w:tblGrid>
         <w:gridCol w:w="2659"/>
@@ -48,24 +40,8 @@
         <w:gridCol w:w="2853"/>
       </w:tblGrid>
       <w:tr>
-        <w:tblPrEx>
-          <w:tblBorders>
-            <w:top w:val="single" w:color="auto" w:sz="4" w:space="0"/>
-            <w:left w:val="single" w:color="auto" w:sz="4" w:space="0"/>
-            <w:bottom w:val="single" w:color="auto" w:sz="4" w:space="0"/>
-            <w:right w:val="single" w:color="auto" w:sz="4" w:space="0"/>
-            <w:insideH w:val="single" w:color="auto" w:sz="4" w:space="0"/>
-            <w:insideV w:val="single" w:color="auto" w:sz="4" w:space="0"/>
-          </w:tblBorders>
-          <w:tblCellMar>
-            <w:top w:w="0" w:type="dxa"/>
-            <w:left w:w="108" w:type="dxa"/>
-            <w:bottom w:w="0" w:type="dxa"/>
-            <w:right w:w="108" w:type="dxa"/>
-          </w:tblCellMar>
-        </w:tblPrEx>
         <w:trPr>
-          <w:trHeight w:val="510" w:hRule="exact"/>
+          <w:trHeight w:hRule="exact" w:val="510"/>
           <w:jc w:val="center"/>
         </w:trPr>
         <w:tc>
@@ -78,13 +54,13 @@
             <w:pPr>
               <w:jc w:val="center"/>
               <w:rPr>
-                <w:rFonts w:hint="eastAsia" w:ascii="楷体" w:hAnsi="楷体" w:eastAsia="楷体"/>
-                <w:szCs w:val="32"/>
-              </w:rPr>
-            </w:pPr>
-            <w:r>
-              <w:rPr>
-                <w:rFonts w:hint="eastAsia" w:ascii="楷体" w:hAnsi="楷体" w:eastAsia="楷体"/>
+                <w:rFonts w:ascii="楷体" w:eastAsia="楷体" w:hAnsi="楷体" w:hint="eastAsia"/>
+                <w:szCs w:val="32"/>
+              </w:rPr>
+            </w:pPr>
+            <w:r>
+              <w:rPr>
+                <w:rFonts w:ascii="楷体" w:eastAsia="楷体" w:hAnsi="楷体" w:hint="eastAsia"/>
                 <w:szCs w:val="32"/>
               </w:rPr>
               <w:t>申请者姓名</w:t>
@@ -101,13 +77,13 @@
             <w:pPr>
               <w:jc w:val="center"/>
               <w:rPr>
-                <w:rFonts w:hint="eastAsia" w:ascii="楷体" w:hAnsi="楷体" w:eastAsia="楷体"/>
-                <w:szCs w:val="32"/>
-              </w:rPr>
-            </w:pPr>
-            <w:r>
-              <w:rPr>
-                <w:rFonts w:hint="eastAsia" w:ascii="楷体" w:hAnsi="楷体" w:eastAsia="楷体"/>
+                <w:rFonts w:ascii="楷体" w:eastAsia="楷体" w:hAnsi="楷体" w:hint="eastAsia"/>
+                <w:szCs w:val="32"/>
+              </w:rPr>
+            </w:pPr>
+            <w:r>
+              <w:rPr>
+                <w:rFonts w:ascii="楷体" w:eastAsia="楷体" w:hAnsi="楷体" w:hint="eastAsia"/>
                 <w:szCs w:val="32"/>
               </w:rPr>
               <w:t>张博</w:t>
@@ -124,14 +100,14 @@
             <w:pPr>
               <w:jc w:val="center"/>
               <w:rPr>
-                <w:rFonts w:hint="eastAsia" w:ascii="楷体" w:hAnsi="楷体" w:eastAsia="楷体"/>
+                <w:rFonts w:ascii="楷体" w:eastAsia="楷体" w:hAnsi="楷体" w:hint="eastAsia"/>
                 <w:sz w:val="21"/>
                 <w:szCs w:val="32"/>
               </w:rPr>
             </w:pPr>
             <w:r>
               <w:rPr>
-                <w:rFonts w:hint="eastAsia" w:ascii="楷体" w:hAnsi="楷体" w:eastAsia="楷体"/>
+                <w:rFonts w:ascii="楷体" w:eastAsia="楷体" w:hAnsi="楷体" w:hint="eastAsia"/>
                 <w:szCs w:val="32"/>
               </w:rPr>
               <w:t>评阅人姓名</w:t>
@@ -148,13 +124,13 @@
             <w:pPr>
               <w:jc w:val="center"/>
               <w:rPr>
-                <w:rFonts w:hint="eastAsia" w:ascii="楷体" w:hAnsi="楷体" w:eastAsia="楷体"/>
-                <w:szCs w:val="32"/>
-              </w:rPr>
-            </w:pPr>
-            <w:r>
-              <w:rPr>
-                <w:rFonts w:hint="eastAsia" w:ascii="楷体" w:hAnsi="楷体" w:eastAsia="楷体"/>
+                <w:rFonts w:ascii="楷体" w:eastAsia="楷体" w:hAnsi="楷体" w:hint="eastAsia"/>
+                <w:szCs w:val="32"/>
+              </w:rPr>
+            </w:pPr>
+            <w:r>
+              <w:rPr>
+                <w:rFonts w:ascii="楷体" w:eastAsia="楷体" w:hAnsi="楷体" w:hint="eastAsia"/>
                 <w:szCs w:val="32"/>
               </w:rPr>
               <w:t>杨秀峰</w:t>
@@ -163,24 +139,8 @@
         </w:tc>
       </w:tr>
       <w:tr>
-        <w:tblPrEx>
-          <w:tblBorders>
-            <w:top w:val="single" w:color="auto" w:sz="4" w:space="0"/>
-            <w:left w:val="single" w:color="auto" w:sz="4" w:space="0"/>
-            <w:bottom w:val="single" w:color="auto" w:sz="4" w:space="0"/>
-            <w:right w:val="single" w:color="auto" w:sz="4" w:space="0"/>
-            <w:insideH w:val="single" w:color="auto" w:sz="4" w:space="0"/>
-            <w:insideV w:val="single" w:color="auto" w:sz="4" w:space="0"/>
-          </w:tblBorders>
-          <w:tblCellMar>
-            <w:top w:w="0" w:type="dxa"/>
-            <w:left w:w="108" w:type="dxa"/>
-            <w:bottom w:w="0" w:type="dxa"/>
-            <w:right w:w="108" w:type="dxa"/>
-          </w:tblCellMar>
-        </w:tblPrEx>
         <w:trPr>
-          <w:trHeight w:val="556" w:hRule="exact"/>
+          <w:trHeight w:hRule="exact" w:val="556"/>
           <w:jc w:val="center"/>
         </w:trPr>
         <w:tc>
@@ -193,13 +153,13 @@
             <w:pPr>
               <w:jc w:val="center"/>
               <w:rPr>
-                <w:rFonts w:hint="eastAsia" w:ascii="楷体" w:hAnsi="楷体" w:eastAsia="楷体"/>
-                <w:szCs w:val="32"/>
-              </w:rPr>
-            </w:pPr>
-            <w:r>
-              <w:rPr>
-                <w:rFonts w:hint="eastAsia" w:ascii="楷体" w:hAnsi="楷体" w:eastAsia="楷体"/>
+                <w:rFonts w:ascii="楷体" w:eastAsia="楷体" w:hAnsi="楷体" w:hint="eastAsia"/>
+                <w:szCs w:val="32"/>
+              </w:rPr>
+            </w:pPr>
+            <w:r>
+              <w:rPr>
+                <w:rFonts w:ascii="楷体" w:eastAsia="楷体" w:hAnsi="楷体" w:hint="eastAsia"/>
                 <w:szCs w:val="32"/>
               </w:rPr>
               <w:t>申请题目</w:t>
@@ -217,13 +177,13 @@
             <w:pPr>
               <w:jc w:val="center"/>
               <w:rPr>
-                <w:rFonts w:hint="eastAsia" w:ascii="楷体" w:hAnsi="楷体" w:eastAsia="楷体"/>
-                <w:szCs w:val="32"/>
-              </w:rPr>
-            </w:pPr>
-            <w:r>
-              <w:rPr>
-                <w:rFonts w:hint="eastAsia" w:ascii="楷体" w:hAnsi="楷体" w:eastAsia="楷体"/>
+                <w:rFonts w:ascii="楷体" w:eastAsia="楷体" w:hAnsi="楷体" w:hint="eastAsia"/>
+                <w:szCs w:val="32"/>
+              </w:rPr>
+            </w:pPr>
+            <w:r>
+              <w:rPr>
+                <w:rFonts w:ascii="楷体" w:eastAsia="楷体" w:hAnsi="楷体" w:hint="eastAsia"/>
                 <w:szCs w:val="32"/>
               </w:rPr>
               <w:t>沸腾两相流的不可压-可压SPH守恒一致性耦合方法研究</w:t>
@@ -232,22 +192,6 @@
         </w:tc>
       </w:tr>
       <w:tr>
-        <w:tblPrEx>
-          <w:tblBorders>
-            <w:top w:val="single" w:color="auto" w:sz="4" w:space="0"/>
-            <w:left w:val="single" w:color="auto" w:sz="4" w:space="0"/>
-            <w:bottom w:val="single" w:color="auto" w:sz="4" w:space="0"/>
-            <w:right w:val="single" w:color="auto" w:sz="4" w:space="0"/>
-            <w:insideH w:val="single" w:color="auto" w:sz="4" w:space="0"/>
-            <w:insideV w:val="single" w:color="auto" w:sz="4" w:space="0"/>
-          </w:tblBorders>
-          <w:tblCellMar>
-            <w:top w:w="0" w:type="dxa"/>
-            <w:left w:w="108" w:type="dxa"/>
-            <w:bottom w:w="0" w:type="dxa"/>
-            <w:right w:w="108" w:type="dxa"/>
-          </w:tblCellMar>
-        </w:tblPrEx>
         <w:trPr>
           <w:jc w:val="center"/>
         </w:trPr>
@@ -261,13 +205,13 @@
             <w:pPr>
               <w:jc w:val="center"/>
               <w:rPr>
-                <w:rFonts w:hint="eastAsia" w:ascii="楷体" w:hAnsi="楷体" w:eastAsia="楷体"/>
-                <w:szCs w:val="32"/>
-              </w:rPr>
-            </w:pPr>
-            <w:r>
-              <w:rPr>
-                <w:rFonts w:hint="eastAsia" w:ascii="楷体" w:hAnsi="楷体" w:eastAsia="楷体"/>
+                <w:rFonts w:ascii="楷体" w:eastAsia="楷体" w:hAnsi="楷体" w:hint="eastAsia"/>
+                <w:szCs w:val="32"/>
+              </w:rPr>
+            </w:pPr>
+            <w:r>
+              <w:rPr>
+                <w:rFonts w:ascii="楷体" w:eastAsia="楷体" w:hAnsi="楷体" w:hint="eastAsia"/>
                 <w:szCs w:val="32"/>
               </w:rPr>
               <w:t>申请代码、关键词、摘要和科学属性修改建议</w:t>
@@ -285,23 +229,54 @@
             <w:pPr>
               <w:jc w:val="left"/>
               <w:rPr>
-                <w:rFonts w:hint="eastAsia" w:ascii="楷体" w:hAnsi="楷体" w:eastAsia="楷体"/>
-                <w:szCs w:val="32"/>
-              </w:rPr>
-            </w:pPr>
-            <w:r>
-              <w:rPr>
-                <w:rFonts w:hint="eastAsia" w:ascii="楷体" w:hAnsi="楷体" w:eastAsia="楷体"/>
-                <w:szCs w:val="32"/>
-              </w:rPr>
-              <w:t>摘要：第一句背景介绍太少，可适当补充关键背景；第二和三行误断；摘要中方法细节的内容偏多，建议简要论述本项目要做什么？为什么要做？有什么意义？</w:t>
-            </w:r>
-          </w:p>
-          <w:p>
-            <w:pPr>
-              <w:jc w:val="left"/>
-              <w:rPr>
-                <w:rFonts w:hint="eastAsia" w:ascii="楷体" w:hAnsi="楷体" w:eastAsia="楷体"/>
+                <w:rFonts w:ascii="楷体" w:eastAsia="楷体" w:hAnsi="楷体" w:hint="eastAsia"/>
+                <w:szCs w:val="32"/>
+              </w:rPr>
+            </w:pPr>
+            <w:r>
+              <w:rPr>
+                <w:rFonts w:ascii="楷体" w:eastAsia="楷体" w:hAnsi="楷体" w:hint="eastAsia"/>
+                <w:szCs w:val="32"/>
+              </w:rPr>
+              <w:t>摘要：</w:t>
+            </w:r>
+            <w:r>
+              <w:rPr>
+                <w:rFonts w:ascii="楷体" w:eastAsia="楷体" w:hAnsi="楷体" w:hint="eastAsia"/>
+                <w:strike/>
+                <w:szCs w:val="32"/>
+              </w:rPr>
+              <w:t>第一句背景介绍太少，可适当补充关键背景；</w:t>
+            </w:r>
+            <w:r>
+              <w:rPr>
+                <w:rFonts w:ascii="楷体" w:eastAsia="楷体" w:hAnsi="楷体" w:hint="eastAsia"/>
+                <w:strike/>
+                <w:szCs w:val="32"/>
+              </w:rPr>
+              <w:t>第二和三行误断；</w:t>
+            </w:r>
+            <w:r>
+              <w:rPr>
+                <w:rFonts w:ascii="楷体" w:eastAsia="楷体" w:hAnsi="楷体" w:hint="eastAsia"/>
+                <w:strike/>
+                <w:szCs w:val="32"/>
+              </w:rPr>
+              <w:t>摘要中方法细节的内容偏多</w:t>
+            </w:r>
+            <w:r>
+              <w:rPr>
+                <w:rFonts w:ascii="楷体" w:eastAsia="楷体" w:hAnsi="楷体" w:hint="eastAsia"/>
+                <w:szCs w:val="32"/>
+              </w:rPr>
+              <w:t>，建议简要论述本项目要做什么？为什么要做？有什么意义？</w:t>
+            </w:r>
+          </w:p>
+          <w:p>
+            <w:pPr>
+              <w:jc w:val="left"/>
+              <w:rPr>
+                <w:rFonts w:ascii="楷体" w:eastAsia="楷体" w:hAnsi="楷体" w:hint="eastAsia"/>
                 <w:szCs w:val="32"/>
               </w:rPr>
             </w:pPr>
@@ -309,22 +284,6 @@
         </w:tc>
       </w:tr>
       <w:tr>
-        <w:tblPrEx>
-          <w:tblBorders>
-            <w:top w:val="single" w:color="auto" w:sz="4" w:space="0"/>
-            <w:left w:val="single" w:color="auto" w:sz="4" w:space="0"/>
-            <w:bottom w:val="single" w:color="auto" w:sz="4" w:space="0"/>
-            <w:right w:val="single" w:color="auto" w:sz="4" w:space="0"/>
-            <w:insideH w:val="single" w:color="auto" w:sz="4" w:space="0"/>
-            <w:insideV w:val="single" w:color="auto" w:sz="4" w:space="0"/>
-          </w:tblBorders>
-          <w:tblCellMar>
-            <w:top w:w="0" w:type="dxa"/>
-            <w:left w:w="108" w:type="dxa"/>
-            <w:bottom w:w="0" w:type="dxa"/>
-            <w:right w:w="108" w:type="dxa"/>
-          </w:tblCellMar>
-        </w:tblPrEx>
         <w:trPr>
           <w:jc w:val="center"/>
         </w:trPr>
@@ -338,13 +297,13 @@
             <w:pPr>
               <w:jc w:val="center"/>
               <w:rPr>
-                <w:rFonts w:hint="eastAsia" w:ascii="楷体" w:hAnsi="楷体" w:eastAsia="楷体"/>
-                <w:szCs w:val="32"/>
-              </w:rPr>
-            </w:pPr>
-            <w:r>
-              <w:rPr>
-                <w:rFonts w:hint="eastAsia" w:ascii="楷体" w:hAnsi="楷体" w:eastAsia="楷体"/>
+                <w:rFonts w:ascii="楷体" w:eastAsia="楷体" w:hAnsi="楷体" w:hint="eastAsia"/>
+                <w:szCs w:val="32"/>
+              </w:rPr>
+            </w:pPr>
+            <w:r>
+              <w:rPr>
+                <w:rFonts w:ascii="楷体" w:eastAsia="楷体" w:hAnsi="楷体" w:hint="eastAsia"/>
                 <w:szCs w:val="32"/>
               </w:rPr>
               <w:t>项目资金预算合理性</w:t>
@@ -361,13 +320,15 @@
             <w:pPr>
               <w:jc w:val="left"/>
               <w:rPr>
-                <w:rFonts w:hint="eastAsia" w:ascii="楷体" w:hAnsi="楷体" w:eastAsia="楷体"/>
-                <w:szCs w:val="32"/>
-              </w:rPr>
-            </w:pPr>
-            <w:r>
-              <w:rPr>
-                <w:rFonts w:hint="eastAsia" w:ascii="楷体" w:hAnsi="楷体" w:eastAsia="楷体"/>
+                <w:rFonts w:ascii="楷体" w:eastAsia="楷体" w:hAnsi="楷体" w:hint="eastAsia"/>
+                <w:strike/>
+                <w:szCs w:val="32"/>
+              </w:rPr>
+            </w:pPr>
+            <w:r>
+              <w:rPr>
+                <w:rFonts w:ascii="楷体" w:eastAsia="楷体" w:hAnsi="楷体" w:hint="eastAsia"/>
+                <w:strike/>
                 <w:szCs w:val="32"/>
               </w:rPr>
               <w:t>没有预算说明书！</w:t>
@@ -377,7 +338,7 @@
             <w:pPr>
               <w:jc w:val="left"/>
               <w:rPr>
-                <w:rFonts w:hint="eastAsia" w:ascii="楷体" w:hAnsi="楷体" w:eastAsia="楷体"/>
+                <w:rFonts w:ascii="楷体" w:eastAsia="楷体" w:hAnsi="楷体" w:hint="eastAsia"/>
                 <w:szCs w:val="32"/>
               </w:rPr>
             </w:pPr>
@@ -385,22 +346,6 @@
         </w:tc>
       </w:tr>
       <w:tr>
-        <w:tblPrEx>
-          <w:tblBorders>
-            <w:top w:val="single" w:color="auto" w:sz="4" w:space="0"/>
-            <w:left w:val="single" w:color="auto" w:sz="4" w:space="0"/>
-            <w:bottom w:val="single" w:color="auto" w:sz="4" w:space="0"/>
-            <w:right w:val="single" w:color="auto" w:sz="4" w:space="0"/>
-            <w:insideH w:val="single" w:color="auto" w:sz="4" w:space="0"/>
-            <w:insideV w:val="single" w:color="auto" w:sz="4" w:space="0"/>
-          </w:tblBorders>
-          <w:tblCellMar>
-            <w:top w:w="0" w:type="dxa"/>
-            <w:left w:w="108" w:type="dxa"/>
-            <w:bottom w:w="0" w:type="dxa"/>
-            <w:right w:w="108" w:type="dxa"/>
-          </w:tblCellMar>
-        </w:tblPrEx>
         <w:trPr>
           <w:jc w:val="center"/>
         </w:trPr>
@@ -414,13 +359,13 @@
             <w:pPr>
               <w:jc w:val="center"/>
               <w:rPr>
-                <w:rFonts w:hint="eastAsia" w:ascii="楷体" w:hAnsi="楷体" w:eastAsia="楷体"/>
-                <w:szCs w:val="32"/>
-              </w:rPr>
-            </w:pPr>
-            <w:r>
-              <w:rPr>
-                <w:rFonts w:hint="eastAsia" w:ascii="楷体" w:hAnsi="楷体" w:eastAsia="楷体"/>
+                <w:rFonts w:ascii="楷体" w:eastAsia="楷体" w:hAnsi="楷体" w:hint="eastAsia"/>
+                <w:szCs w:val="32"/>
+              </w:rPr>
+            </w:pPr>
+            <w:r>
+              <w:rPr>
+                <w:rFonts w:ascii="楷体" w:eastAsia="楷体" w:hAnsi="楷体" w:hint="eastAsia"/>
                 <w:szCs w:val="32"/>
               </w:rPr>
               <w:t>立项依据修改建议</w:t>
@@ -437,13 +382,13 @@
             <w:pPr>
               <w:jc w:val="left"/>
               <w:rPr>
-                <w:rFonts w:hint="eastAsia" w:ascii="楷体" w:hAnsi="楷体" w:eastAsia="楷体"/>
-                <w:szCs w:val="32"/>
-              </w:rPr>
-            </w:pPr>
-            <w:r>
-              <w:rPr>
-                <w:rFonts w:hint="eastAsia" w:ascii="楷体" w:hAnsi="楷体" w:eastAsia="楷体"/>
+                <w:rFonts w:ascii="楷体" w:eastAsia="楷体" w:hAnsi="楷体" w:hint="eastAsia"/>
+                <w:szCs w:val="32"/>
+              </w:rPr>
+            </w:pPr>
+            <w:r>
+              <w:rPr>
+                <w:rFonts w:ascii="楷体" w:eastAsia="楷体" w:hAnsi="楷体" w:hint="eastAsia"/>
                 <w:szCs w:val="32"/>
               </w:rPr>
               <w:t>立项依据中的图太多，建议只保留与本项目直接相关的图。</w:t>
@@ -453,13 +398,15 @@
             <w:pPr>
               <w:jc w:val="left"/>
               <w:rPr>
-                <w:rFonts w:hint="eastAsia" w:ascii="楷体" w:hAnsi="楷体" w:eastAsia="楷体"/>
-                <w:szCs w:val="32"/>
-              </w:rPr>
-            </w:pPr>
-            <w:r>
-              <w:rPr>
-                <w:rFonts w:hint="eastAsia" w:ascii="楷体" w:hAnsi="楷体" w:eastAsia="楷体"/>
+                <w:rFonts w:ascii="楷体" w:eastAsia="楷体" w:hAnsi="楷体" w:hint="eastAsia"/>
+                <w:strike/>
+                <w:szCs w:val="32"/>
+              </w:rPr>
+            </w:pPr>
+            <w:r>
+              <w:rPr>
+                <w:rFonts w:ascii="楷体" w:eastAsia="楷体" w:hAnsi="楷体" w:hint="eastAsia"/>
+                <w:strike/>
                 <w:szCs w:val="32"/>
               </w:rPr>
               <w:t>在参考文献前加个小结，简要总结一下立项依据的关键内容及本项目要解决的问题等。</w:t>
@@ -469,7 +416,7 @@
             <w:pPr>
               <w:jc w:val="left"/>
               <w:rPr>
-                <w:rFonts w:hint="eastAsia" w:ascii="楷体" w:hAnsi="楷体" w:eastAsia="楷体"/>
+                <w:rFonts w:ascii="楷体" w:eastAsia="楷体" w:hAnsi="楷体" w:hint="eastAsia"/>
                 <w:szCs w:val="32"/>
               </w:rPr>
             </w:pPr>
@@ -477,22 +424,6 @@
         </w:tc>
       </w:tr>
       <w:tr>
-        <w:tblPrEx>
-          <w:tblBorders>
-            <w:top w:val="single" w:color="auto" w:sz="4" w:space="0"/>
-            <w:left w:val="single" w:color="auto" w:sz="4" w:space="0"/>
-            <w:bottom w:val="single" w:color="auto" w:sz="4" w:space="0"/>
-            <w:right w:val="single" w:color="auto" w:sz="4" w:space="0"/>
-            <w:insideH w:val="single" w:color="auto" w:sz="4" w:space="0"/>
-            <w:insideV w:val="single" w:color="auto" w:sz="4" w:space="0"/>
-          </w:tblBorders>
-          <w:tblCellMar>
-            <w:top w:w="0" w:type="dxa"/>
-            <w:left w:w="108" w:type="dxa"/>
-            <w:bottom w:w="0" w:type="dxa"/>
-            <w:right w:w="108" w:type="dxa"/>
-          </w:tblCellMar>
-        </w:tblPrEx>
         <w:trPr>
           <w:jc w:val="center"/>
         </w:trPr>
@@ -506,13 +437,13 @@
             <w:pPr>
               <w:jc w:val="center"/>
               <w:rPr>
-                <w:rFonts w:hint="eastAsia" w:ascii="楷体" w:hAnsi="楷体" w:eastAsia="楷体"/>
-                <w:szCs w:val="32"/>
-              </w:rPr>
-            </w:pPr>
-            <w:r>
-              <w:rPr>
-                <w:rFonts w:hint="eastAsia" w:ascii="楷体" w:hAnsi="楷体" w:eastAsia="楷体"/>
+                <w:rFonts w:ascii="楷体" w:eastAsia="楷体" w:hAnsi="楷体" w:hint="eastAsia"/>
+                <w:szCs w:val="32"/>
+              </w:rPr>
+            </w:pPr>
+            <w:r>
+              <w:rPr>
+                <w:rFonts w:ascii="楷体" w:eastAsia="楷体" w:hAnsi="楷体" w:hint="eastAsia"/>
                 <w:szCs w:val="32"/>
               </w:rPr>
               <w:t>研究内容、目标和关键科学问题修改建议</w:t>
@@ -529,13 +460,15 @@
             <w:pPr>
               <w:jc w:val="left"/>
               <w:rPr>
-                <w:rFonts w:hint="eastAsia" w:ascii="楷体" w:hAnsi="楷体" w:eastAsia="楷体"/>
-                <w:szCs w:val="32"/>
-              </w:rPr>
-            </w:pPr>
-            <w:r>
-              <w:rPr>
-                <w:rFonts w:hint="eastAsia" w:ascii="楷体" w:hAnsi="楷体" w:eastAsia="楷体"/>
+                <w:rFonts w:ascii="楷体" w:eastAsia="楷体" w:hAnsi="楷体" w:hint="eastAsia"/>
+                <w:strike/>
+                <w:szCs w:val="32"/>
+              </w:rPr>
+            </w:pPr>
+            <w:r>
+              <w:rPr>
+                <w:rFonts w:ascii="楷体" w:eastAsia="楷体" w:hAnsi="楷体" w:hint="eastAsia"/>
+                <w:strike/>
                 <w:szCs w:val="32"/>
               </w:rPr>
               <w:t>12、13、16页均有图片显示错误。</w:t>
@@ -546,13 +479,15 @@
               <w:wordWrap w:val="0"/>
               <w:jc w:val="left"/>
               <w:rPr>
-                <w:rFonts w:hint="eastAsia" w:ascii="楷体" w:hAnsi="楷体" w:eastAsia="楷体"/>
-                <w:szCs w:val="32"/>
-              </w:rPr>
-            </w:pPr>
-            <w:r>
-              <w:rPr>
-                <w:rFonts w:hint="eastAsia" w:ascii="楷体" w:hAnsi="楷体" w:eastAsia="楷体"/>
+                <w:rFonts w:ascii="楷体" w:eastAsia="楷体" w:hAnsi="楷体" w:hint="eastAsia"/>
+                <w:strike/>
+                <w:szCs w:val="32"/>
+              </w:rPr>
+            </w:pPr>
+            <w:r>
+              <w:rPr>
+                <w:rFonts w:ascii="楷体" w:eastAsia="楷体" w:hAnsi="楷体" w:hint="eastAsia"/>
+                <w:strike/>
                 <w:szCs w:val="32"/>
               </w:rPr>
               <w:t>研究目标中不建议论述研究思路和关键科学问题，因为后面有专门的章节论述。</w:t>
@@ -563,7 +498,7 @@
               <w:wordWrap w:val="0"/>
               <w:jc w:val="left"/>
               <w:rPr>
-                <w:rFonts w:hint="eastAsia" w:ascii="楷体" w:hAnsi="楷体" w:eastAsia="楷体"/>
+                <w:rFonts w:ascii="楷体" w:eastAsia="楷体" w:hAnsi="楷体" w:hint="eastAsia"/>
                 <w:szCs w:val="32"/>
               </w:rPr>
             </w:pPr>
@@ -571,22 +506,6 @@
         </w:tc>
       </w:tr>
       <w:tr>
-        <w:tblPrEx>
-          <w:tblBorders>
-            <w:top w:val="single" w:color="auto" w:sz="4" w:space="0"/>
-            <w:left w:val="single" w:color="auto" w:sz="4" w:space="0"/>
-            <w:bottom w:val="single" w:color="auto" w:sz="4" w:space="0"/>
-            <w:right w:val="single" w:color="auto" w:sz="4" w:space="0"/>
-            <w:insideH w:val="single" w:color="auto" w:sz="4" w:space="0"/>
-            <w:insideV w:val="single" w:color="auto" w:sz="4" w:space="0"/>
-          </w:tblBorders>
-          <w:tblCellMar>
-            <w:top w:w="0" w:type="dxa"/>
-            <w:left w:w="108" w:type="dxa"/>
-            <w:bottom w:w="0" w:type="dxa"/>
-            <w:right w:w="108" w:type="dxa"/>
-          </w:tblCellMar>
-        </w:tblPrEx>
         <w:trPr>
           <w:jc w:val="center"/>
         </w:trPr>
@@ -600,13 +519,13 @@
             <w:pPr>
               <w:jc w:val="center"/>
               <w:rPr>
-                <w:rFonts w:hint="eastAsia" w:ascii="楷体" w:hAnsi="楷体" w:eastAsia="楷体"/>
-                <w:szCs w:val="32"/>
-              </w:rPr>
-            </w:pPr>
-            <w:r>
-              <w:rPr>
-                <w:rFonts w:hint="eastAsia" w:ascii="楷体" w:hAnsi="楷体" w:eastAsia="楷体"/>
+                <w:rFonts w:ascii="楷体" w:eastAsia="楷体" w:hAnsi="楷体" w:hint="eastAsia"/>
+                <w:szCs w:val="32"/>
+              </w:rPr>
+            </w:pPr>
+            <w:r>
+              <w:rPr>
+                <w:rFonts w:ascii="楷体" w:eastAsia="楷体" w:hAnsi="楷体" w:hint="eastAsia"/>
                 <w:szCs w:val="32"/>
               </w:rPr>
               <w:t>方案及可行性修改建议</w:t>
@@ -624,13 +543,15 @@
               <w:wordWrap w:val="0"/>
               <w:jc w:val="left"/>
               <w:rPr>
-                <w:rFonts w:hint="eastAsia" w:ascii="楷体" w:hAnsi="楷体" w:eastAsia="楷体"/>
-                <w:szCs w:val="32"/>
-              </w:rPr>
-            </w:pPr>
-            <w:r>
-              <w:rPr>
-                <w:rFonts w:hint="eastAsia" w:ascii="楷体" w:hAnsi="楷体" w:eastAsia="楷体"/>
+                <w:rFonts w:ascii="楷体" w:eastAsia="楷体" w:hAnsi="楷体" w:hint="eastAsia"/>
+                <w:strike/>
+                <w:szCs w:val="32"/>
+              </w:rPr>
+            </w:pPr>
+            <w:r>
+              <w:rPr>
+                <w:rFonts w:ascii="楷体" w:eastAsia="楷体" w:hAnsi="楷体" w:hint="eastAsia"/>
+                <w:strike/>
                 <w:szCs w:val="32"/>
               </w:rPr>
               <w:t>建议把“4.2 研究方法”改成：研究方案及技术路线。</w:t>
@@ -641,7 +562,7 @@
               <w:wordWrap w:val="0"/>
               <w:jc w:val="left"/>
               <w:rPr>
-                <w:rFonts w:hint="eastAsia" w:ascii="楷体" w:hAnsi="楷体" w:eastAsia="楷体"/>
+                <w:rFonts w:ascii="楷体" w:eastAsia="楷体" w:hAnsi="楷体" w:hint="eastAsia"/>
                 <w:szCs w:val="32"/>
               </w:rPr>
             </w:pPr>
@@ -651,7 +572,7 @@
               <w:wordWrap w:val="0"/>
               <w:jc w:val="left"/>
               <w:rPr>
-                <w:rFonts w:hint="eastAsia" w:ascii="楷体" w:hAnsi="楷体" w:eastAsia="楷体"/>
+                <w:rFonts w:ascii="楷体" w:eastAsia="楷体" w:hAnsi="楷体" w:hint="eastAsia"/>
                 <w:szCs w:val="32"/>
               </w:rPr>
             </w:pPr>
@@ -659,22 +580,6 @@
         </w:tc>
       </w:tr>
       <w:tr>
-        <w:tblPrEx>
-          <w:tblBorders>
-            <w:top w:val="single" w:color="auto" w:sz="4" w:space="0"/>
-            <w:left w:val="single" w:color="auto" w:sz="4" w:space="0"/>
-            <w:bottom w:val="single" w:color="auto" w:sz="4" w:space="0"/>
-            <w:right w:val="single" w:color="auto" w:sz="4" w:space="0"/>
-            <w:insideH w:val="single" w:color="auto" w:sz="4" w:space="0"/>
-            <w:insideV w:val="single" w:color="auto" w:sz="4" w:space="0"/>
-          </w:tblBorders>
-          <w:tblCellMar>
-            <w:top w:w="0" w:type="dxa"/>
-            <w:left w:w="108" w:type="dxa"/>
-            <w:bottom w:w="0" w:type="dxa"/>
-            <w:right w:w="108" w:type="dxa"/>
-          </w:tblCellMar>
-        </w:tblPrEx>
         <w:trPr>
           <w:jc w:val="center"/>
         </w:trPr>
@@ -688,13 +593,13 @@
             <w:pPr>
               <w:jc w:val="center"/>
               <w:rPr>
-                <w:rFonts w:hint="eastAsia" w:ascii="楷体" w:hAnsi="楷体" w:eastAsia="楷体"/>
-                <w:szCs w:val="32"/>
-              </w:rPr>
-            </w:pPr>
-            <w:r>
-              <w:rPr>
-                <w:rFonts w:hint="eastAsia" w:ascii="楷体" w:hAnsi="楷体" w:eastAsia="楷体"/>
+                <w:rFonts w:ascii="楷体" w:eastAsia="楷体" w:hAnsi="楷体" w:hint="eastAsia"/>
+                <w:szCs w:val="32"/>
+              </w:rPr>
+            </w:pPr>
+            <w:r>
+              <w:rPr>
+                <w:rFonts w:ascii="楷体" w:eastAsia="楷体" w:hAnsi="楷体" w:hint="eastAsia"/>
                 <w:szCs w:val="32"/>
               </w:rPr>
               <w:t>创新点修改建议</w:t>
@@ -711,23 +616,30 @@
             <w:pPr>
               <w:jc w:val="left"/>
               <w:rPr>
-                <w:rFonts w:hint="eastAsia" w:ascii="楷体" w:hAnsi="楷体" w:eastAsia="楷体"/>
-                <w:szCs w:val="32"/>
-              </w:rPr>
-            </w:pPr>
-            <w:r>
-              <w:rPr>
-                <w:rFonts w:hint="eastAsia" w:ascii="楷体" w:hAnsi="楷体" w:eastAsia="楷体"/>
+                <w:rFonts w:ascii="楷体" w:eastAsia="楷体" w:hAnsi="楷体" w:hint="eastAsia"/>
+                <w:szCs w:val="32"/>
+              </w:rPr>
+            </w:pPr>
+            <w:r>
+              <w:rPr>
+                <w:rFonts w:ascii="楷体" w:eastAsia="楷体" w:hAnsi="楷体" w:hint="eastAsia"/>
                 <w:szCs w:val="32"/>
               </w:rPr>
               <w:t>建议把三个创新点简化成两个。</w:t>
             </w:r>
-          </w:p>
-          <w:p>
-            <w:pPr>
-              <w:jc w:val="left"/>
-              <w:rPr>
-                <w:rFonts w:hint="eastAsia" w:ascii="楷体" w:hAnsi="楷体" w:eastAsia="楷体"/>
+            <w:r>
+              <w:rPr>
+                <w:rFonts w:ascii="楷体" w:eastAsia="楷体" w:hAnsi="楷体" w:hint="eastAsia"/>
+                <w:szCs w:val="32"/>
+              </w:rPr>
+              <w:t xml:space="preserve"> </w:t>
+            </w:r>
+          </w:p>
+          <w:p>
+            <w:pPr>
+              <w:jc w:val="left"/>
+              <w:rPr>
+                <w:rFonts w:ascii="楷体" w:eastAsia="楷体" w:hAnsi="楷体" w:hint="eastAsia"/>
                 <w:szCs w:val="32"/>
               </w:rPr>
             </w:pPr>
@@ -735,22 +647,6 @@
         </w:tc>
       </w:tr>
       <w:tr>
-        <w:tblPrEx>
-          <w:tblBorders>
-            <w:top w:val="single" w:color="auto" w:sz="4" w:space="0"/>
-            <w:left w:val="single" w:color="auto" w:sz="4" w:space="0"/>
-            <w:bottom w:val="single" w:color="auto" w:sz="4" w:space="0"/>
-            <w:right w:val="single" w:color="auto" w:sz="4" w:space="0"/>
-            <w:insideH w:val="single" w:color="auto" w:sz="4" w:space="0"/>
-            <w:insideV w:val="single" w:color="auto" w:sz="4" w:space="0"/>
-          </w:tblBorders>
-          <w:tblCellMar>
-            <w:top w:w="0" w:type="dxa"/>
-            <w:left w:w="108" w:type="dxa"/>
-            <w:bottom w:w="0" w:type="dxa"/>
-            <w:right w:w="108" w:type="dxa"/>
-          </w:tblCellMar>
-        </w:tblPrEx>
         <w:trPr>
           <w:jc w:val="center"/>
         </w:trPr>
@@ -764,13 +660,13 @@
             <w:pPr>
               <w:jc w:val="center"/>
               <w:rPr>
-                <w:rFonts w:hint="eastAsia" w:ascii="楷体" w:hAnsi="楷体" w:eastAsia="楷体"/>
-                <w:szCs w:val="32"/>
-              </w:rPr>
-            </w:pPr>
-            <w:r>
-              <w:rPr>
-                <w:rFonts w:hint="eastAsia" w:ascii="楷体" w:hAnsi="楷体" w:eastAsia="楷体"/>
+                <w:rFonts w:ascii="楷体" w:eastAsia="楷体" w:hAnsi="楷体" w:hint="eastAsia"/>
+                <w:szCs w:val="32"/>
+              </w:rPr>
+            </w:pPr>
+            <w:r>
+              <w:rPr>
+                <w:rFonts w:ascii="楷体" w:eastAsia="楷体" w:hAnsi="楷体" w:hint="eastAsia"/>
                 <w:szCs w:val="32"/>
               </w:rPr>
               <w:t>计划与成果修改建议</w:t>
@@ -788,13 +684,15 @@
               <w:wordWrap w:val="0"/>
               <w:jc w:val="left"/>
               <w:rPr>
-                <w:rFonts w:hint="eastAsia" w:ascii="楷体" w:hAnsi="楷体" w:eastAsia="楷体"/>
-                <w:szCs w:val="32"/>
-              </w:rPr>
-            </w:pPr>
-            <w:r>
-              <w:rPr>
-                <w:rFonts w:hint="eastAsia" w:ascii="楷体" w:hAnsi="楷体" w:eastAsia="楷体"/>
+                <w:rFonts w:ascii="楷体" w:eastAsia="楷体" w:hAnsi="楷体" w:hint="eastAsia"/>
+                <w:strike/>
+                <w:szCs w:val="32"/>
+              </w:rPr>
+            </w:pPr>
+            <w:r>
+              <w:rPr>
+                <w:rFonts w:ascii="楷体" w:eastAsia="楷体" w:hAnsi="楷体" w:hint="eastAsia"/>
+                <w:strike/>
                 <w:szCs w:val="32"/>
               </w:rPr>
               <w:t>建议不用在年度计划中写论文、会议、学生，因为预期成果中已经有了。</w:t>
@@ -805,13 +703,15 @@
               <w:wordWrap w:val="0"/>
               <w:jc w:val="left"/>
               <w:rPr>
-                <w:rFonts w:hint="eastAsia" w:ascii="楷体" w:hAnsi="楷体" w:eastAsia="楷体"/>
-                <w:szCs w:val="32"/>
-              </w:rPr>
-            </w:pPr>
-            <w:r>
-              <w:rPr>
-                <w:rFonts w:hint="eastAsia" w:ascii="楷体" w:hAnsi="楷体" w:eastAsia="楷体"/>
+                <w:rFonts w:ascii="楷体" w:eastAsia="楷体" w:hAnsi="楷体" w:hint="eastAsia"/>
+                <w:strike/>
+                <w:szCs w:val="32"/>
+              </w:rPr>
+            </w:pPr>
+            <w:r>
+              <w:rPr>
+                <w:rFonts w:ascii="楷体" w:eastAsia="楷体" w:hAnsi="楷体" w:hint="eastAsia"/>
+                <w:strike/>
                 <w:szCs w:val="32"/>
               </w:rPr>
               <w:t>建议预期成果不要列那么多条：前三条可合并成两条，一条侧重数值方法，一条侧重应用；可把论文、会议、软著合在一起。</w:t>
@@ -820,22 +720,6 @@
         </w:tc>
       </w:tr>
       <w:tr>
-        <w:tblPrEx>
-          <w:tblBorders>
-            <w:top w:val="single" w:color="auto" w:sz="4" w:space="0"/>
-            <w:left w:val="single" w:color="auto" w:sz="4" w:space="0"/>
-            <w:bottom w:val="single" w:color="auto" w:sz="4" w:space="0"/>
-            <w:right w:val="single" w:color="auto" w:sz="4" w:space="0"/>
-            <w:insideH w:val="single" w:color="auto" w:sz="4" w:space="0"/>
-            <w:insideV w:val="single" w:color="auto" w:sz="4" w:space="0"/>
-          </w:tblBorders>
-          <w:tblCellMar>
-            <w:top w:w="0" w:type="dxa"/>
-            <w:left w:w="108" w:type="dxa"/>
-            <w:bottom w:w="0" w:type="dxa"/>
-            <w:right w:w="108" w:type="dxa"/>
-          </w:tblCellMar>
-        </w:tblPrEx>
         <w:trPr>
           <w:jc w:val="center"/>
         </w:trPr>
@@ -849,13 +733,13 @@
             <w:pPr>
               <w:jc w:val="center"/>
               <w:rPr>
-                <w:rFonts w:hint="eastAsia" w:ascii="楷体" w:hAnsi="楷体" w:eastAsia="楷体"/>
-                <w:szCs w:val="32"/>
-              </w:rPr>
-            </w:pPr>
-            <w:r>
-              <w:rPr>
-                <w:rFonts w:hint="eastAsia" w:ascii="楷体" w:hAnsi="楷体" w:eastAsia="楷体"/>
+                <w:rFonts w:ascii="楷体" w:eastAsia="楷体" w:hAnsi="楷体" w:hint="eastAsia"/>
+                <w:szCs w:val="32"/>
+              </w:rPr>
+            </w:pPr>
+            <w:r>
+              <w:rPr>
+                <w:rFonts w:ascii="楷体" w:eastAsia="楷体" w:hAnsi="楷体" w:hint="eastAsia"/>
                 <w:szCs w:val="32"/>
               </w:rPr>
               <w:t>团队及基础修改建议</w:t>
@@ -873,13 +757,15 @@
               <w:wordWrap w:val="0"/>
               <w:jc w:val="left"/>
               <w:rPr>
-                <w:rFonts w:hint="eastAsia" w:ascii="楷体" w:hAnsi="楷体" w:eastAsia="楷体"/>
-                <w:szCs w:val="32"/>
-              </w:rPr>
-            </w:pPr>
-            <w:r>
-              <w:rPr>
-                <w:rFonts w:hint="eastAsia" w:ascii="楷体" w:hAnsi="楷体" w:eastAsia="楷体"/>
+                <w:rFonts w:ascii="楷体" w:eastAsia="楷体" w:hAnsi="楷体" w:hint="eastAsia"/>
+                <w:strike/>
+                <w:szCs w:val="32"/>
+              </w:rPr>
+            </w:pPr>
+            <w:r>
+              <w:rPr>
+                <w:rFonts w:ascii="楷体" w:eastAsia="楷体" w:hAnsi="楷体" w:hint="eastAsia"/>
+                <w:strike/>
                 <w:szCs w:val="32"/>
               </w:rPr>
               <w:t>刚博士毕业不宜写“长期从事”。</w:t>
@@ -890,13 +776,13 @@
               <w:wordWrap w:val="0"/>
               <w:jc w:val="left"/>
               <w:rPr>
-                <w:rFonts w:hint="eastAsia" w:ascii="楷体" w:hAnsi="楷体" w:eastAsia="楷体"/>
-                <w:szCs w:val="32"/>
-              </w:rPr>
-            </w:pPr>
-            <w:r>
-              <w:rPr>
-                <w:rFonts w:hint="eastAsia" w:ascii="楷体" w:hAnsi="楷体" w:eastAsia="楷体"/>
+                <w:rFonts w:ascii="楷体" w:eastAsia="楷体" w:hAnsi="楷体" w:hint="eastAsia"/>
+                <w:szCs w:val="32"/>
+              </w:rPr>
+            </w:pPr>
+            <w:r>
+              <w:rPr>
+                <w:rFonts w:ascii="楷体" w:eastAsia="楷体" w:hAnsi="楷体" w:hint="eastAsia"/>
                 <w:szCs w:val="32"/>
               </w:rPr>
               <w:t>建议研究基础中与本项目相关性不大的内容简要介绍甚至一笔带过即可。</w:t>
@@ -905,22 +791,6 @@
         </w:tc>
       </w:tr>
       <w:tr>
-        <w:tblPrEx>
-          <w:tblBorders>
-            <w:top w:val="single" w:color="auto" w:sz="4" w:space="0"/>
-            <w:left w:val="single" w:color="auto" w:sz="4" w:space="0"/>
-            <w:bottom w:val="single" w:color="auto" w:sz="4" w:space="0"/>
-            <w:right w:val="single" w:color="auto" w:sz="4" w:space="0"/>
-            <w:insideH w:val="single" w:color="auto" w:sz="4" w:space="0"/>
-            <w:insideV w:val="single" w:color="auto" w:sz="4" w:space="0"/>
-          </w:tblBorders>
-          <w:tblCellMar>
-            <w:top w:w="0" w:type="dxa"/>
-            <w:left w:w="108" w:type="dxa"/>
-            <w:bottom w:w="0" w:type="dxa"/>
-            <w:right w:w="108" w:type="dxa"/>
-          </w:tblCellMar>
-        </w:tblPrEx>
         <w:trPr>
           <w:jc w:val="center"/>
         </w:trPr>
@@ -934,13 +804,13 @@
             <w:pPr>
               <w:jc w:val="center"/>
               <w:rPr>
-                <w:rFonts w:hint="eastAsia" w:ascii="楷体" w:hAnsi="楷体" w:eastAsia="楷体"/>
-                <w:szCs w:val="32"/>
-              </w:rPr>
-            </w:pPr>
-            <w:r>
-              <w:rPr>
-                <w:rFonts w:hint="eastAsia" w:ascii="楷体" w:hAnsi="楷体" w:eastAsia="楷体"/>
+                <w:rFonts w:ascii="楷体" w:eastAsia="楷体" w:hAnsi="楷体" w:hint="eastAsia"/>
+                <w:szCs w:val="32"/>
+              </w:rPr>
+            </w:pPr>
+            <w:r>
+              <w:rPr>
+                <w:rFonts w:ascii="楷体" w:eastAsia="楷体" w:hAnsi="楷体" w:hint="eastAsia"/>
                 <w:szCs w:val="32"/>
               </w:rPr>
               <w:t>其他修改建议</w:t>
@@ -957,13 +827,13 @@
             <w:pPr>
               <w:jc w:val="left"/>
               <w:rPr>
-                <w:rFonts w:hint="eastAsia" w:ascii="楷体" w:hAnsi="楷体" w:eastAsia="楷体"/>
-                <w:szCs w:val="32"/>
-              </w:rPr>
-            </w:pPr>
-            <w:r>
-              <w:rPr>
-                <w:rFonts w:hint="eastAsia" w:ascii="楷体" w:hAnsi="楷体" w:eastAsia="楷体"/>
+                <w:rFonts w:ascii="楷体" w:eastAsia="楷体" w:hAnsi="楷体" w:hint="eastAsia"/>
+                <w:szCs w:val="32"/>
+              </w:rPr>
+            </w:pPr>
+            <w:r>
+              <w:rPr>
+                <w:rFonts w:ascii="楷体" w:eastAsia="楷体" w:hAnsi="楷体" w:hint="eastAsia"/>
                 <w:szCs w:val="32"/>
               </w:rPr>
               <w:t>建议弱化开源平台，突出申请人的研究特色和独立性。</w:t>
@@ -982,303 +852,487 @@
     <w:sectPr>
       <w:pgSz w:w="11900" w:h="16840"/>
       <w:pgMar w:top="1440" w:right="1800" w:bottom="1440" w:left="1800" w:header="720" w:footer="720" w:gutter="0"/>
-      <w:cols w:space="720" w:num="1"/>
-      <w:docGrid w:type="lines" w:linePitch="423" w:charSpace="0"/>
+      <w:cols w:space="720"/>
+      <w:docGrid w:type="lines" w:linePitch="423"/>
     </w:sectPr>
   </w:body>
 </w:document>
 </file>
 
+<file path=word/endnotes.xml><?xml version="1.0" encoding="utf-8"?>
+<w:endnotes xmlns:wpc="http://schemas.microsoft.com/office/word/2010/wordprocessingCanvas" xmlns:cx="http://schemas.microsoft.com/office/drawing/2014/chartex" xmlns:cx1="http://schemas.microsoft.com/office/drawing/2015/9/8/chartex" xmlns:cx2="http://schemas.microsoft.com/office/drawing/2015/10/21/chartex" xmlns:cx3="http://schemas.microsoft.com/office/drawing/2016/5/9/chartex" xmlns:cx4="http://schemas.microsoft.com/office/drawing/2016/5/10/chartex" xmlns:cx5="http://schemas.microsoft.com/office/drawing/2016/5/11/chartex" xmlns:cx6="http://schemas.microsoft.com/office/drawing/2016/5/12/chartex" xmlns:cx7="http://schemas.microsoft.com/office/drawing/2016/5/13/chartex" xmlns:cx8="http://schemas.microsoft.com/office/drawing/2016/5/14/chartex" xmlns:mc="http://schemas.openxmlformats.org/markup-compatibility/2006" xmlns:aink="http://schemas.microsoft.com/office/drawing/2016/ink" xmlns:am3d="http://schemas.microsoft.com/office/drawing/2017/model3d" xmlns:o="urn:schemas-microsoft-com:office:office" xmlns:oel="http://schemas.microsoft.com/office/2019/extlst" xmlns:r="http://schemas.openxmlformats.org/officeDocument/2006/relationships" xmlns:m="http://schemas.openxmlformats.org/officeDocument/2006/math" xmlns:v="urn:schemas-microsoft-com:vml" xmlns:wp14="http://schemas.microsoft.com/office/word/2010/wordprocessingDrawing" xmlns:wp="http://schemas.openxmlformats.org/drawingml/2006/wordprocessingDrawing" xmlns:w10="urn:schemas-microsoft-com:office:word" xmlns:w="http://schemas.openxmlformats.org/wordprocessingml/2006/main" xmlns:w14="http://schemas.microsoft.com/office/word/2010/wordml" xmlns:w15="http://schemas.microsoft.com/office/word/2012/wordml" xmlns:w16cex="http://schemas.microsoft.com/office/word/2018/wordml/cex" xmlns:w16cid="http://schemas.microsoft.com/office/word/2016/wordml/cid" xmlns:w16="http://schemas.microsoft.com/office/word/2018/wordml" xmlns:w16sdtdh="http://schemas.microsoft.com/office/word/2020/wordml/sdtdatahash" xmlns:w16se="http://schemas.microsoft.com/office/word/2015/wordml/symex" xmlns:wpg="http://schemas.microsoft.com/office/word/2010/wordprocessingGroup" xmlns:wpi="http://schemas.microsoft.com/office/word/2010/wordprocessingInk" xmlns:wne="http://schemas.microsoft.com/office/word/2006/wordml" xmlns:wps="http://schemas.microsoft.com/office/word/2010/wordprocessingShape" mc:Ignorable="w14 w15 w16se w16cid w16 w16cex w16sdtdh wp14">
+  <w:endnote w:type="separator" w:id="-1">
+    <w:p>
+      <w:pPr>
+        <w:rPr>
+          <w:rFonts w:hint="eastAsia"/>
+        </w:rPr>
+      </w:pPr>
+      <w:r>
+        <w:separator/>
+      </w:r>
+    </w:p>
+  </w:endnote>
+  <w:endnote w:type="continuationSeparator" w:id="0">
+    <w:p>
+      <w:pPr>
+        <w:rPr>
+          <w:rFonts w:hint="eastAsia"/>
+        </w:rPr>
+      </w:pPr>
+      <w:r>
+        <w:continuationSeparator/>
+      </w:r>
+    </w:p>
+  </w:endnote>
+</w:endnotes>
+</file>
+
+<file path=word/footnotes.xml><?xml version="1.0" encoding="utf-8"?>
+<w:footnotes xmlns:wpc="http://schemas.microsoft.com/office/word/2010/wordprocessingCanvas" xmlns:cx="http://schemas.microsoft.com/office/drawing/2014/chartex" xmlns:cx1="http://schemas.microsoft.com/office/drawing/2015/9/8/chartex" xmlns:cx2="http://schemas.microsoft.com/office/drawing/2015/10/21/chartex" xmlns:cx3="http://schemas.microsoft.com/office/drawing/2016/5/9/chartex" xmlns:cx4="http://schemas.microsoft.com/office/drawing/2016/5/10/chartex" xmlns:cx5="http://schemas.microsoft.com/office/drawing/2016/5/11/chartex" xmlns:cx6="http://schemas.microsoft.com/office/drawing/2016/5/12/chartex" xmlns:cx7="http://schemas.microsoft.com/office/drawing/2016/5/13/chartex" xmlns:cx8="http://schemas.microsoft.com/office/drawing/2016/5/14/chartex" xmlns:mc="http://schemas.openxmlformats.org/markup-compatibility/2006" xmlns:aink="http://schemas.microsoft.com/office/drawing/2016/ink" xmlns:am3d="http://schemas.microsoft.com/office/drawing/2017/model3d" xmlns:o="urn:schemas-microsoft-com:office:office" xmlns:oel="http://schemas.microsoft.com/office/2019/extlst" xmlns:r="http://schemas.openxmlformats.org/officeDocument/2006/relationships" xmlns:m="http://schemas.openxmlformats.org/officeDocument/2006/math" xmlns:v="urn:schemas-microsoft-com:vml" xmlns:wp14="http://schemas.microsoft.com/office/word/2010/wordprocessingDrawing" xmlns:wp="http://schemas.openxmlformats.org/drawingml/2006/wordprocessingDrawing" xmlns:w10="urn:schemas-microsoft-com:office:word" xmlns:w="http://schemas.openxmlformats.org/wordprocessingml/2006/main" xmlns:w14="http://schemas.microsoft.com/office/word/2010/wordml" xmlns:w15="http://schemas.microsoft.com/office/word/2012/wordml" xmlns:w16cex="http://schemas.microsoft.com/office/word/2018/wordml/cex" xmlns:w16cid="http://schemas.microsoft.com/office/word/2016/wordml/cid" xmlns:w16="http://schemas.microsoft.com/office/word/2018/wordml" xmlns:w16sdtdh="http://schemas.microsoft.com/office/word/2020/wordml/sdtdatahash" xmlns:w16se="http://schemas.microsoft.com/office/word/2015/wordml/symex" xmlns:wpg="http://schemas.microsoft.com/office/word/2010/wordprocessingGroup" xmlns:wpi="http://schemas.microsoft.com/office/word/2010/wordprocessingInk" xmlns:wne="http://schemas.microsoft.com/office/word/2006/wordml" xmlns:wps="http://schemas.microsoft.com/office/word/2010/wordprocessingShape" mc:Ignorable="w14 w15 w16se w16cid w16 w16cex w16sdtdh wp14">
+  <w:footnote w:type="separator" w:id="-1">
+    <w:p>
+      <w:pPr>
+        <w:rPr>
+          <w:rFonts w:hint="eastAsia"/>
+        </w:rPr>
+      </w:pPr>
+      <w:r>
+        <w:separator/>
+      </w:r>
+    </w:p>
+  </w:footnote>
+  <w:footnote w:type="continuationSeparator" w:id="0">
+    <w:p>
+      <w:pPr>
+        <w:rPr>
+          <w:rFonts w:hint="eastAsia"/>
+        </w:rPr>
+      </w:pPr>
+      <w:r>
+        <w:continuationSeparator/>
+      </w:r>
+    </w:p>
+  </w:footnote>
+</w:footnotes>
+</file>
+
 <file path=word/styles.xml><?xml version="1.0" encoding="utf-8"?>
-<w:styles xmlns:mc="http://schemas.openxmlformats.org/markup-compatibility/2006" xmlns:o="urn:schemas-microsoft-com:office:office" xmlns:r="http://schemas.openxmlformats.org/officeDocument/2006/relationships" xmlns:m="http://schemas.openxmlformats.org/officeDocument/2006/math" xmlns:v="urn:schemas-microsoft-com:vml" xmlns:w="http://schemas.openxmlformats.org/wordprocessingml/2006/main" xmlns:w14="http://schemas.microsoft.com/office/word/2010/wordml" xmlns:w10="urn:schemas-microsoft-com:office:word" xmlns:sl="http://schemas.openxmlformats.org/schemaLibrary/2006/main" xmlns:wpsCustomData="http://www.wps.cn/officeDocument/2013/wpsCustomData" mc:Ignorable="w14">
+<w:styles xmlns:mc="http://schemas.openxmlformats.org/markup-compatibility/2006" xmlns:r="http://schemas.openxmlformats.org/officeDocument/2006/relationships" xmlns:w="http://schemas.openxmlformats.org/wordprocessingml/2006/main" xmlns:w14="http://schemas.microsoft.com/office/word/2010/wordml" xmlns:w15="http://schemas.microsoft.com/office/word/2012/wordml" xmlns:w16cex="http://schemas.microsoft.com/office/word/2018/wordml/cex" xmlns:w16cid="http://schemas.microsoft.com/office/word/2016/wordml/cid" xmlns:w16="http://schemas.microsoft.com/office/word/2018/wordml" xmlns:w16sdtdh="http://schemas.microsoft.com/office/word/2020/wordml/sdtdatahash" xmlns:w16se="http://schemas.microsoft.com/office/word/2015/wordml/symex" mc:Ignorable="w14 w15 w16se w16cid w16 w16cex w16sdtdh">
   <w:docDefaults>
     <w:rPrDefault>
       <w:rPr>
-        <w:rFonts w:ascii="Times New Roman" w:hAnsi="Times New Roman" w:eastAsia="宋体" w:cs="Times New Roman"/>
+        <w:rFonts w:ascii="Times New Roman" w:eastAsia="宋体" w:hAnsi="Times New Roman" w:cs="Times New Roman"/>
+        <w:lang w:val="en-US" w:eastAsia="zh-CN" w:bidi="ar-SA"/>
       </w:rPr>
     </w:rPrDefault>
     <w:pPrDefault/>
   </w:docDefaults>
-  <w:latentStyles w:count="260" w:defQFormat="0" w:defUnhideWhenUsed="1" w:defSemiHidden="1" w:defUIPriority="99" w:defLockedState="0">
-    <w:lsdException w:qFormat="1" w:unhideWhenUsed="0" w:uiPriority="0" w:semiHidden="0" w:name="Normal"/>
-    <w:lsdException w:qFormat="1" w:unhideWhenUsed="0" w:uiPriority="9" w:semiHidden="0" w:name="heading 1"/>
-    <w:lsdException w:qFormat="1" w:uiPriority="9" w:name="heading 2"/>
-    <w:lsdException w:qFormat="1" w:uiPriority="9" w:name="heading 3"/>
-    <w:lsdException w:qFormat="1" w:uiPriority="9" w:name="heading 4"/>
-    <w:lsdException w:qFormat="1" w:uiPriority="9" w:name="heading 5"/>
-    <w:lsdException w:qFormat="1" w:uiPriority="9" w:name="heading 6"/>
-    <w:lsdException w:qFormat="1" w:uiPriority="9" w:name="heading 7"/>
-    <w:lsdException w:qFormat="1" w:uiPriority="9" w:name="heading 8"/>
-    <w:lsdException w:qFormat="1" w:uiPriority="9" w:name="heading 9"/>
-    <w:lsdException w:uiPriority="99" w:name="index 1"/>
-    <w:lsdException w:uiPriority="99" w:name="index 2"/>
-    <w:lsdException w:uiPriority="99" w:name="index 3"/>
-    <w:lsdException w:uiPriority="99" w:name="index 4"/>
-    <w:lsdException w:uiPriority="99" w:name="index 5"/>
-    <w:lsdException w:uiPriority="99" w:name="index 6"/>
-    <w:lsdException w:uiPriority="99" w:name="index 7"/>
-    <w:lsdException w:uiPriority="99" w:name="index 8"/>
-    <w:lsdException w:uiPriority="99" w:name="index 9"/>
-    <w:lsdException w:uiPriority="39" w:name="toc 1"/>
-    <w:lsdException w:uiPriority="39" w:name="toc 2"/>
-    <w:lsdException w:uiPriority="39" w:name="toc 3"/>
-    <w:lsdException w:uiPriority="39" w:name="toc 4"/>
-    <w:lsdException w:uiPriority="39" w:name="toc 5"/>
-    <w:lsdException w:uiPriority="39" w:name="toc 6"/>
-    <w:lsdException w:uiPriority="39" w:name="toc 7"/>
-    <w:lsdException w:uiPriority="39" w:name="toc 8"/>
-    <w:lsdException w:uiPriority="39" w:name="toc 9"/>
-    <w:lsdException w:uiPriority="99" w:name="Normal Indent"/>
-    <w:lsdException w:uiPriority="99" w:name="footnote text"/>
-    <w:lsdException w:uiPriority="99" w:name="annotation text"/>
-    <w:lsdException w:qFormat="1" w:uiPriority="99" w:semiHidden="0" w:name="header"/>
-    <w:lsdException w:qFormat="1" w:uiPriority="99" w:semiHidden="0" w:name="footer"/>
-    <w:lsdException w:uiPriority="99" w:name="index heading"/>
-    <w:lsdException w:qFormat="1" w:uiPriority="35" w:name="caption"/>
-    <w:lsdException w:uiPriority="99" w:name="table of figures"/>
-    <w:lsdException w:uiPriority="99" w:name="envelope address"/>
-    <w:lsdException w:uiPriority="99" w:name="envelope return"/>
-    <w:lsdException w:uiPriority="99" w:name="footnote reference"/>
-    <w:lsdException w:uiPriority="99" w:name="annotation reference"/>
-    <w:lsdException w:uiPriority="99" w:name="line number"/>
-    <w:lsdException w:uiPriority="99" w:name="page number"/>
-    <w:lsdException w:uiPriority="99" w:name="endnote reference"/>
-    <w:lsdException w:uiPriority="99" w:name="endnote text"/>
-    <w:lsdException w:uiPriority="99" w:name="table of authorities"/>
-    <w:lsdException w:uiPriority="99" w:name="macro"/>
-    <w:lsdException w:uiPriority="99" w:name="toa heading"/>
-    <w:lsdException w:uiPriority="99" w:name="List"/>
-    <w:lsdException w:uiPriority="99" w:name="List Bullet"/>
-    <w:lsdException w:uiPriority="99" w:name="List Number"/>
-    <w:lsdException w:uiPriority="99" w:name="List 2"/>
-    <w:lsdException w:uiPriority="99" w:name="List 3"/>
-    <w:lsdException w:uiPriority="99" w:name="List 4"/>
-    <w:lsdException w:uiPriority="99" w:name="List 5"/>
-    <w:lsdException w:uiPriority="99" w:name="List Bullet 2"/>
-    <w:lsdException w:uiPriority="99" w:name="List Bullet 3"/>
-    <w:lsdException w:uiPriority="99" w:name="List Bullet 4"/>
-    <w:lsdException w:uiPriority="99" w:name="List Bullet 5"/>
-    <w:lsdException w:uiPriority="99" w:name="List Number 2"/>
-    <w:lsdException w:uiPriority="99" w:name="List Number 3"/>
-    <w:lsdException w:uiPriority="99" w:name="List Number 4"/>
-    <w:lsdException w:uiPriority="99" w:name="List Number 5"/>
-    <w:lsdException w:qFormat="1" w:unhideWhenUsed="0" w:uiPriority="10" w:semiHidden="0" w:name="Title"/>
-    <w:lsdException w:uiPriority="99" w:name="Closing"/>
-    <w:lsdException w:uiPriority="99" w:name="Signature"/>
-    <w:lsdException w:qFormat="1" w:uiPriority="1" w:name="Default Paragraph Font"/>
-    <w:lsdException w:uiPriority="99" w:name="Body Text"/>
-    <w:lsdException w:uiPriority="99" w:name="Body Text Indent"/>
-    <w:lsdException w:uiPriority="99" w:name="List Continue"/>
-    <w:lsdException w:uiPriority="99" w:name="List Continue 2"/>
-    <w:lsdException w:uiPriority="99" w:name="List Continue 3"/>
-    <w:lsdException w:uiPriority="99" w:name="List Continue 4"/>
-    <w:lsdException w:uiPriority="99" w:name="List Continue 5"/>
-    <w:lsdException w:uiPriority="99" w:name="Message Header"/>
-    <w:lsdException w:qFormat="1" w:unhideWhenUsed="0" w:uiPriority="11" w:semiHidden="0" w:name="Subtitle"/>
-    <w:lsdException w:uiPriority="99" w:name="Salutation"/>
-    <w:lsdException w:uiPriority="99" w:name="Date"/>
-    <w:lsdException w:uiPriority="99" w:name="Body Text First Indent"/>
-    <w:lsdException w:uiPriority="99" w:name="Body Text First Indent 2"/>
-    <w:lsdException w:uiPriority="99" w:name="Note Heading"/>
-    <w:lsdException w:uiPriority="99" w:name="Body Text 2"/>
-    <w:lsdException w:uiPriority="99" w:name="Body Text 3"/>
-    <w:lsdException w:uiPriority="99" w:name="Body Text Indent 2"/>
-    <w:lsdException w:uiPriority="99" w:name="Body Text Indent 3"/>
-    <w:lsdException w:uiPriority="99" w:name="Block Text"/>
-    <w:lsdException w:uiPriority="99" w:name="Hyperlink"/>
-    <w:lsdException w:uiPriority="99" w:name="FollowedHyperlink"/>
-    <w:lsdException w:qFormat="1" w:unhideWhenUsed="0" w:uiPriority="22" w:semiHidden="0" w:name="Strong"/>
-    <w:lsdException w:qFormat="1" w:unhideWhenUsed="0" w:uiPriority="20" w:semiHidden="0" w:name="Emphasis"/>
-    <w:lsdException w:uiPriority="99" w:name="Document Map"/>
-    <w:lsdException w:uiPriority="99" w:name="Plain Text"/>
-    <w:lsdException w:uiPriority="99" w:name="E-mail Signature"/>
-    <w:lsdException w:uiPriority="99" w:name="Normal (Web)"/>
-    <w:lsdException w:uiPriority="99" w:name="HTML Acronym"/>
-    <w:lsdException w:uiPriority="99" w:name="HTML Address"/>
-    <w:lsdException w:uiPriority="99" w:name="HTML Cite"/>
-    <w:lsdException w:uiPriority="99" w:name="HTML Code"/>
-    <w:lsdException w:uiPriority="99" w:name="HTML Definition"/>
-    <w:lsdException w:uiPriority="99" w:name="HTML Keyboard"/>
-    <w:lsdException w:uiPriority="99" w:name="HTML Preformatted"/>
-    <w:lsdException w:uiPriority="99" w:name="HTML Sample"/>
-    <w:lsdException w:uiPriority="99" w:name="HTML Typewriter"/>
-    <w:lsdException w:uiPriority="99" w:name="HTML Variable"/>
-    <w:lsdException w:qFormat="1" w:uiPriority="99" w:name="Normal Table"/>
-    <w:lsdException w:uiPriority="99" w:name="annotation subject"/>
-    <w:lsdException w:uiPriority="99" w:name="Table Simple 1"/>
-    <w:lsdException w:uiPriority="99" w:name="Table Simple 2"/>
-    <w:lsdException w:uiPriority="99" w:name="Table Simple 3"/>
-    <w:lsdException w:uiPriority="99" w:name="Table Classic 1"/>
-    <w:lsdException w:uiPriority="99" w:name="Table Classic 2"/>
-    <w:lsdException w:uiPriority="99" w:name="Table Classic 3"/>
-    <w:lsdException w:uiPriority="99" w:name="Table Classic 4"/>
-    <w:lsdException w:uiPriority="99" w:name="Table Colorful 1"/>
-    <w:lsdException w:uiPriority="99" w:name="Table Colorful 2"/>
-    <w:lsdException w:uiPriority="99" w:name="Table Colorful 3"/>
-    <w:lsdException w:uiPriority="99" w:name="Table Columns 1"/>
-    <w:lsdException w:uiPriority="99" w:name="Table Columns 2"/>
-    <w:lsdException w:uiPriority="99" w:name="Table Columns 3"/>
-    <w:lsdException w:uiPriority="99" w:name="Table Columns 4"/>
-    <w:lsdException w:uiPriority="99" w:name="Table Columns 5"/>
-    <w:lsdException w:uiPriority="99" w:name="Table Grid 1"/>
-    <w:lsdException w:uiPriority="99" w:name="Table Grid 2"/>
-    <w:lsdException w:uiPriority="99" w:name="Table Grid 3"/>
-    <w:lsdException w:uiPriority="99" w:name="Table Grid 4"/>
-    <w:lsdException w:uiPriority="99" w:name="Table Grid 5"/>
-    <w:lsdException w:uiPriority="99" w:name="Table Grid 6"/>
-    <w:lsdException w:uiPriority="99" w:name="Table Grid 7"/>
-    <w:lsdException w:uiPriority="99" w:name="Table Grid 8"/>
-    <w:lsdException w:uiPriority="99" w:name="Table List 1"/>
-    <w:lsdException w:uiPriority="99" w:name="Table List 2"/>
-    <w:lsdException w:uiPriority="99" w:name="Table List 3"/>
-    <w:lsdException w:uiPriority="99" w:name="Table List 4"/>
-    <w:lsdException w:uiPriority="99" w:name="Table List 5"/>
-    <w:lsdException w:uiPriority="99" w:name="Table List 6"/>
-    <w:lsdException w:uiPriority="99" w:name="Table List 7"/>
-    <w:lsdException w:uiPriority="99" w:name="Table List 8"/>
-    <w:lsdException w:uiPriority="99" w:name="Table 3D effects 1"/>
-    <w:lsdException w:uiPriority="99" w:name="Table 3D effects 2"/>
-    <w:lsdException w:uiPriority="99" w:name="Table 3D effects 3"/>
-    <w:lsdException w:uiPriority="99" w:name="Table Contemporary"/>
-    <w:lsdException w:uiPriority="99" w:name="Table Elegant"/>
-    <w:lsdException w:uiPriority="99" w:name="Table Professional"/>
-    <w:lsdException w:uiPriority="99" w:name="Table Subtle 1"/>
-    <w:lsdException w:uiPriority="99" w:name="Table Subtle 2"/>
-    <w:lsdException w:uiPriority="99" w:name="Table Web 1"/>
-    <w:lsdException w:uiPriority="99" w:name="Table Web 2"/>
-    <w:lsdException w:uiPriority="99" w:name="Table Web 3"/>
-    <w:lsdException w:uiPriority="99" w:name="Balloon Text"/>
-    <w:lsdException w:unhideWhenUsed="0" w:uiPriority="39" w:semiHidden="0" w:name="Table Grid"/>
-    <w:lsdException w:uiPriority="99" w:name="Table Theme"/>
-    <w:lsdException w:unhideWhenUsed="0" w:uiPriority="60" w:semiHidden="0" w:name="Light Shading"/>
-    <w:lsdException w:unhideWhenUsed="0" w:uiPriority="61" w:semiHidden="0" w:name="Light List"/>
-    <w:lsdException w:unhideWhenUsed="0" w:uiPriority="62" w:semiHidden="0" w:name="Light Grid"/>
-    <w:lsdException w:unhideWhenUsed="0" w:uiPriority="63" w:semiHidden="0" w:name="Medium Shading 1"/>
-    <w:lsdException w:unhideWhenUsed="0" w:uiPriority="64" w:semiHidden="0" w:name="Medium Shading 2"/>
-    <w:lsdException w:unhideWhenUsed="0" w:uiPriority="65" w:semiHidden="0" w:name="Medium List 1"/>
-    <w:lsdException w:unhideWhenUsed="0" w:uiPriority="66" w:semiHidden="0" w:name="Medium List 2"/>
-    <w:lsdException w:unhideWhenUsed="0" w:uiPriority="67" w:semiHidden="0" w:name="Medium Grid 1"/>
-    <w:lsdException w:unhideWhenUsed="0" w:uiPriority="68" w:semiHidden="0" w:name="Medium Grid 2"/>
-    <w:lsdException w:unhideWhenUsed="0" w:uiPriority="69" w:semiHidden="0" w:name="Medium Grid 3"/>
-    <w:lsdException w:unhideWhenUsed="0" w:uiPriority="70" w:semiHidden="0" w:name="Dark List"/>
-    <w:lsdException w:unhideWhenUsed="0" w:uiPriority="71" w:semiHidden="0" w:name="Colorful Shading"/>
-    <w:lsdException w:unhideWhenUsed="0" w:uiPriority="72" w:semiHidden="0" w:name="Colorful List"/>
-    <w:lsdException w:unhideWhenUsed="0" w:uiPriority="73" w:semiHidden="0" w:name="Colorful Grid"/>
-    <w:lsdException w:unhideWhenUsed="0" w:uiPriority="60" w:semiHidden="0" w:name="Light Shading Accent 1"/>
-    <w:lsdException w:unhideWhenUsed="0" w:uiPriority="61" w:semiHidden="0" w:name="Light List Accent 1"/>
-    <w:lsdException w:unhideWhenUsed="0" w:uiPriority="62" w:semiHidden="0" w:name="Light Grid Accent 1"/>
-    <w:lsdException w:unhideWhenUsed="0" w:uiPriority="63" w:semiHidden="0" w:name="Medium Shading 1 Accent 1"/>
-    <w:lsdException w:unhideWhenUsed="0" w:uiPriority="64" w:semiHidden="0" w:name="Medium Shading 2 Accent 1"/>
-    <w:lsdException w:unhideWhenUsed="0" w:uiPriority="65" w:semiHidden="0" w:name="Medium List 1 Accent 1"/>
-    <w:lsdException w:unhideWhenUsed="0" w:uiPriority="66" w:semiHidden="0" w:name="Medium List 2 Accent 1"/>
-    <w:lsdException w:unhideWhenUsed="0" w:uiPriority="67" w:semiHidden="0" w:name="Medium Grid 1 Accent 1"/>
-    <w:lsdException w:unhideWhenUsed="0" w:uiPriority="68" w:semiHidden="0" w:name="Medium Grid 2 Accent 1"/>
-    <w:lsdException w:unhideWhenUsed="0" w:uiPriority="69" w:semiHidden="0" w:name="Medium Grid 3 Accent 1"/>
-    <w:lsdException w:unhideWhenUsed="0" w:uiPriority="70" w:semiHidden="0" w:name="Dark List Accent 1"/>
-    <w:lsdException w:unhideWhenUsed="0" w:uiPriority="71" w:semiHidden="0" w:name="Colorful Shading Accent 1"/>
-    <w:lsdException w:unhideWhenUsed="0" w:uiPriority="72" w:semiHidden="0" w:name="Colorful List Accent 1"/>
-    <w:lsdException w:unhideWhenUsed="0" w:uiPriority="73" w:semiHidden="0" w:name="Colorful Grid Accent 1"/>
-    <w:lsdException w:unhideWhenUsed="0" w:uiPriority="60" w:semiHidden="0" w:name="Light Shading Accent 2"/>
-    <w:lsdException w:unhideWhenUsed="0" w:uiPriority="61" w:semiHidden="0" w:name="Light List Accent 2"/>
-    <w:lsdException w:unhideWhenUsed="0" w:uiPriority="62" w:semiHidden="0" w:name="Light Grid Accent 2"/>
-    <w:lsdException w:unhideWhenUsed="0" w:uiPriority="63" w:semiHidden="0" w:name="Medium Shading 1 Accent 2"/>
-    <w:lsdException w:unhideWhenUsed="0" w:uiPriority="64" w:semiHidden="0" w:name="Medium Shading 2 Accent 2"/>
-    <w:lsdException w:unhideWhenUsed="0" w:uiPriority="65" w:semiHidden="0" w:name="Medium List 1 Accent 2"/>
-    <w:lsdException w:unhideWhenUsed="0" w:uiPriority="66" w:semiHidden="0" w:name="Medium List 2 Accent 2"/>
-    <w:lsdException w:unhideWhenUsed="0" w:uiPriority="67" w:semiHidden="0" w:name="Medium Grid 1 Accent 2"/>
-    <w:lsdException w:unhideWhenUsed="0" w:uiPriority="68" w:semiHidden="0" w:name="Medium Grid 2 Accent 2"/>
-    <w:lsdException w:unhideWhenUsed="0" w:uiPriority="69" w:semiHidden="0" w:name="Medium Grid 3 Accent 2"/>
-    <w:lsdException w:unhideWhenUsed="0" w:uiPriority="70" w:semiHidden="0" w:name="Dark List Accent 2"/>
-    <w:lsdException w:unhideWhenUsed="0" w:uiPriority="71" w:semiHidden="0" w:name="Colorful Shading Accent 2"/>
-    <w:lsdException w:unhideWhenUsed="0" w:uiPriority="72" w:semiHidden="0" w:name="Colorful List Accent 2"/>
-    <w:lsdException w:unhideWhenUsed="0" w:uiPriority="73" w:semiHidden="0" w:name="Colorful Grid Accent 2"/>
-    <w:lsdException w:unhideWhenUsed="0" w:uiPriority="60" w:semiHidden="0" w:name="Light Shading Accent 3"/>
-    <w:lsdException w:unhideWhenUsed="0" w:uiPriority="61" w:semiHidden="0" w:name="Light List Accent 3"/>
-    <w:lsdException w:unhideWhenUsed="0" w:uiPriority="62" w:semiHidden="0" w:name="Light Grid Accent 3"/>
-    <w:lsdException w:unhideWhenUsed="0" w:uiPriority="63" w:semiHidden="0" w:name="Medium Shading 1 Accent 3"/>
-    <w:lsdException w:unhideWhenUsed="0" w:uiPriority="64" w:semiHidden="0" w:name="Medium Shading 2 Accent 3"/>
-    <w:lsdException w:unhideWhenUsed="0" w:uiPriority="65" w:semiHidden="0" w:name="Medium List 1 Accent 3"/>
-    <w:lsdException w:unhideWhenUsed="0" w:uiPriority="66" w:semiHidden="0" w:name="Medium List 2 Accent 3"/>
-    <w:lsdException w:unhideWhenUsed="0" w:uiPriority="67" w:semiHidden="0" w:name="Medium Grid 1 Accent 3"/>
-    <w:lsdException w:unhideWhenUsed="0" w:uiPriority="68" w:semiHidden="0" w:name="Medium Grid 2 Accent 3"/>
-    <w:lsdException w:unhideWhenUsed="0" w:uiPriority="69" w:semiHidden="0" w:name="Medium Grid 3 Accent 3"/>
-    <w:lsdException w:unhideWhenUsed="0" w:uiPriority="70" w:semiHidden="0" w:name="Dark List Accent 3"/>
-    <w:lsdException w:unhideWhenUsed="0" w:uiPriority="71" w:semiHidden="0" w:name="Colorful Shading Accent 3"/>
-    <w:lsdException w:unhideWhenUsed="0" w:uiPriority="72" w:semiHidden="0" w:name="Colorful List Accent 3"/>
-    <w:lsdException w:unhideWhenUsed="0" w:uiPriority="73" w:semiHidden="0" w:name="Colorful Grid Accent 3"/>
-    <w:lsdException w:unhideWhenUsed="0" w:uiPriority="60" w:semiHidden="0" w:name="Light Shading Accent 4"/>
-    <w:lsdException w:unhideWhenUsed="0" w:uiPriority="61" w:semiHidden="0" w:name="Light List Accent 4"/>
-    <w:lsdException w:unhideWhenUsed="0" w:uiPriority="62" w:semiHidden="0" w:name="Light Grid Accent 4"/>
-    <w:lsdException w:unhideWhenUsed="0" w:uiPriority="63" w:semiHidden="0" w:name="Medium Shading 1 Accent 4"/>
-    <w:lsdException w:unhideWhenUsed="0" w:uiPriority="64" w:semiHidden="0" w:name="Medium Shading 2 Accent 4"/>
-    <w:lsdException w:unhideWhenUsed="0" w:uiPriority="65" w:semiHidden="0" w:name="Medium List 1 Accent 4"/>
-    <w:lsdException w:unhideWhenUsed="0" w:uiPriority="66" w:semiHidden="0" w:name="Medium List 2 Accent 4"/>
-    <w:lsdException w:unhideWhenUsed="0" w:uiPriority="67" w:semiHidden="0" w:name="Medium Grid 1 Accent 4"/>
-    <w:lsdException w:unhideWhenUsed="0" w:uiPriority="68" w:semiHidden="0" w:name="Medium Grid 2 Accent 4"/>
-    <w:lsdException w:unhideWhenUsed="0" w:uiPriority="69" w:semiHidden="0" w:name="Medium Grid 3 Accent 4"/>
-    <w:lsdException w:unhideWhenUsed="0" w:uiPriority="70" w:semiHidden="0" w:name="Dark List Accent 4"/>
-    <w:lsdException w:unhideWhenUsed="0" w:uiPriority="71" w:semiHidden="0" w:name="Colorful Shading Accent 4"/>
-    <w:lsdException w:unhideWhenUsed="0" w:uiPriority="72" w:semiHidden="0" w:name="Colorful List Accent 4"/>
-    <w:lsdException w:unhideWhenUsed="0" w:uiPriority="73" w:semiHidden="0" w:name="Colorful Grid Accent 4"/>
-    <w:lsdException w:unhideWhenUsed="0" w:uiPriority="60" w:semiHidden="0" w:name="Light Shading Accent 5"/>
-    <w:lsdException w:unhideWhenUsed="0" w:uiPriority="61" w:semiHidden="0" w:name="Light List Accent 5"/>
-    <w:lsdException w:unhideWhenUsed="0" w:uiPriority="62" w:semiHidden="0" w:name="Light Grid Accent 5"/>
-    <w:lsdException w:unhideWhenUsed="0" w:uiPriority="63" w:semiHidden="0" w:name="Medium Shading 1 Accent 5"/>
-    <w:lsdException w:unhideWhenUsed="0" w:uiPriority="64" w:semiHidden="0" w:name="Medium Shading 2 Accent 5"/>
-    <w:lsdException w:unhideWhenUsed="0" w:uiPriority="65" w:semiHidden="0" w:name="Medium List 1 Accent 5"/>
-    <w:lsdException w:unhideWhenUsed="0" w:uiPriority="66" w:semiHidden="0" w:name="Medium List 2 Accent 5"/>
-    <w:lsdException w:unhideWhenUsed="0" w:uiPriority="67" w:semiHidden="0" w:name="Medium Grid 1 Accent 5"/>
-    <w:lsdException w:unhideWhenUsed="0" w:uiPriority="68" w:semiHidden="0" w:name="Medium Grid 2 Accent 5"/>
-    <w:lsdException w:unhideWhenUsed="0" w:uiPriority="69" w:semiHidden="0" w:name="Medium Grid 3 Accent 5"/>
-    <w:lsdException w:unhideWhenUsed="0" w:uiPriority="70" w:semiHidden="0" w:name="Dark List Accent 5"/>
-    <w:lsdException w:unhideWhenUsed="0" w:uiPriority="71" w:semiHidden="0" w:name="Colorful Shading Accent 5"/>
-    <w:lsdException w:unhideWhenUsed="0" w:uiPriority="72" w:semiHidden="0" w:name="Colorful List Accent 5"/>
-    <w:lsdException w:unhideWhenUsed="0" w:uiPriority="73" w:semiHidden="0" w:name="Colorful Grid Accent 5"/>
-    <w:lsdException w:unhideWhenUsed="0" w:uiPriority="60" w:semiHidden="0" w:name="Light Shading Accent 6"/>
-    <w:lsdException w:unhideWhenUsed="0" w:uiPriority="61" w:semiHidden="0" w:name="Light List Accent 6"/>
-    <w:lsdException w:unhideWhenUsed="0" w:uiPriority="62" w:semiHidden="0" w:name="Light Grid Accent 6"/>
-    <w:lsdException w:unhideWhenUsed="0" w:uiPriority="63" w:semiHidden="0" w:name="Medium Shading 1 Accent 6"/>
-    <w:lsdException w:unhideWhenUsed="0" w:uiPriority="64" w:semiHidden="0" w:name="Medium Shading 2 Accent 6"/>
-    <w:lsdException w:unhideWhenUsed="0" w:uiPriority="65" w:semiHidden="0" w:name="Medium List 1 Accent 6"/>
-    <w:lsdException w:unhideWhenUsed="0" w:uiPriority="66" w:semiHidden="0" w:name="Medium List 2 Accent 6"/>
-    <w:lsdException w:unhideWhenUsed="0" w:uiPriority="67" w:semiHidden="0" w:name="Medium Grid 1 Accent 6"/>
-    <w:lsdException w:unhideWhenUsed="0" w:uiPriority="68" w:semiHidden="0" w:name="Medium Grid 2 Accent 6"/>
-    <w:lsdException w:unhideWhenUsed="0" w:uiPriority="69" w:semiHidden="0" w:name="Medium Grid 3 Accent 6"/>
-    <w:lsdException w:unhideWhenUsed="0" w:uiPriority="70" w:semiHidden="0" w:name="Dark List Accent 6"/>
-    <w:lsdException w:unhideWhenUsed="0" w:uiPriority="71" w:semiHidden="0" w:name="Colorful Shading Accent 6"/>
-    <w:lsdException w:unhideWhenUsed="0" w:uiPriority="72" w:semiHidden="0" w:name="Colorful List Accent 6"/>
-    <w:lsdException w:unhideWhenUsed="0" w:uiPriority="73" w:semiHidden="0" w:name="Colorful Grid Accent 6"/>
+  <w:latentStyles w:defLockedState="0" w:defUIPriority="99" w:defSemiHidden="0" w:defUnhideWhenUsed="0" w:defQFormat="0" w:count="376">
+    <w:lsdException w:name="Normal" w:uiPriority="0" w:qFormat="1"/>
+    <w:lsdException w:name="heading 1" w:uiPriority="9" w:qFormat="1"/>
+    <w:lsdException w:name="heading 2" w:semiHidden="1" w:uiPriority="9" w:unhideWhenUsed="1" w:qFormat="1"/>
+    <w:lsdException w:name="heading 3" w:semiHidden="1" w:uiPriority="9" w:unhideWhenUsed="1" w:qFormat="1"/>
+    <w:lsdException w:name="heading 4" w:semiHidden="1" w:uiPriority="9" w:unhideWhenUsed="1" w:qFormat="1"/>
+    <w:lsdException w:name="heading 5" w:semiHidden="1" w:uiPriority="9" w:unhideWhenUsed="1" w:qFormat="1"/>
+    <w:lsdException w:name="heading 6" w:semiHidden="1" w:uiPriority="9" w:unhideWhenUsed="1" w:qFormat="1"/>
+    <w:lsdException w:name="heading 7" w:semiHidden="1" w:uiPriority="9" w:unhideWhenUsed="1" w:qFormat="1"/>
+    <w:lsdException w:name="heading 8" w:semiHidden="1" w:uiPriority="9" w:unhideWhenUsed="1" w:qFormat="1"/>
+    <w:lsdException w:name="heading 9" w:semiHidden="1" w:uiPriority="9" w:unhideWhenUsed="1" w:qFormat="1"/>
+    <w:lsdException w:name="index 1" w:semiHidden="1" w:unhideWhenUsed="1"/>
+    <w:lsdException w:name="index 2" w:semiHidden="1" w:unhideWhenUsed="1"/>
+    <w:lsdException w:name="index 3" w:semiHidden="1" w:unhideWhenUsed="1"/>
+    <w:lsdException w:name="index 4" w:semiHidden="1" w:unhideWhenUsed="1"/>
+    <w:lsdException w:name="index 5" w:semiHidden="1" w:unhideWhenUsed="1"/>
+    <w:lsdException w:name="index 6" w:semiHidden="1" w:unhideWhenUsed="1"/>
+    <w:lsdException w:name="index 7" w:semiHidden="1" w:unhideWhenUsed="1"/>
+    <w:lsdException w:name="index 8" w:semiHidden="1" w:unhideWhenUsed="1"/>
+    <w:lsdException w:name="index 9" w:semiHidden="1" w:unhideWhenUsed="1"/>
+    <w:lsdException w:name="toc 1" w:semiHidden="1" w:uiPriority="39" w:unhideWhenUsed="1"/>
+    <w:lsdException w:name="toc 2" w:semiHidden="1" w:uiPriority="39" w:unhideWhenUsed="1"/>
+    <w:lsdException w:name="toc 3" w:semiHidden="1" w:uiPriority="39" w:unhideWhenUsed="1"/>
+    <w:lsdException w:name="toc 4" w:semiHidden="1" w:uiPriority="39" w:unhideWhenUsed="1"/>
+    <w:lsdException w:name="toc 5" w:semiHidden="1" w:uiPriority="39" w:unhideWhenUsed="1"/>
+    <w:lsdException w:name="toc 6" w:semiHidden="1" w:uiPriority="39" w:unhideWhenUsed="1"/>
+    <w:lsdException w:name="toc 7" w:semiHidden="1" w:uiPriority="39" w:unhideWhenUsed="1"/>
+    <w:lsdException w:name="toc 8" w:semiHidden="1" w:uiPriority="39" w:unhideWhenUsed="1"/>
+    <w:lsdException w:name="toc 9" w:semiHidden="1" w:uiPriority="39" w:unhideWhenUsed="1"/>
+    <w:lsdException w:name="Normal Indent" w:semiHidden="1" w:unhideWhenUsed="1"/>
+    <w:lsdException w:name="footnote text" w:semiHidden="1" w:unhideWhenUsed="1"/>
+    <w:lsdException w:name="annotation text" w:semiHidden="1" w:unhideWhenUsed="1"/>
+    <w:lsdException w:name="header" w:unhideWhenUsed="1" w:qFormat="1"/>
+    <w:lsdException w:name="footer" w:unhideWhenUsed="1" w:qFormat="1"/>
+    <w:lsdException w:name="index heading" w:semiHidden="1" w:unhideWhenUsed="1"/>
+    <w:lsdException w:name="caption" w:semiHidden="1" w:uiPriority="35" w:unhideWhenUsed="1" w:qFormat="1"/>
+    <w:lsdException w:name="table of figures" w:semiHidden="1" w:unhideWhenUsed="1"/>
+    <w:lsdException w:name="envelope address" w:semiHidden="1" w:unhideWhenUsed="1"/>
+    <w:lsdException w:name="envelope return" w:semiHidden="1" w:unhideWhenUsed="1"/>
+    <w:lsdException w:name="footnote reference" w:semiHidden="1" w:unhideWhenUsed="1"/>
+    <w:lsdException w:name="annotation reference" w:semiHidden="1" w:unhideWhenUsed="1"/>
+    <w:lsdException w:name="line number" w:semiHidden="1" w:unhideWhenUsed="1"/>
+    <w:lsdException w:name="page number" w:semiHidden="1" w:unhideWhenUsed="1"/>
+    <w:lsdException w:name="endnote reference" w:semiHidden="1" w:unhideWhenUsed="1"/>
+    <w:lsdException w:name="endnote text" w:semiHidden="1" w:unhideWhenUsed="1"/>
+    <w:lsdException w:name="table of authorities" w:semiHidden="1" w:unhideWhenUsed="1"/>
+    <w:lsdException w:name="macro" w:semiHidden="1" w:unhideWhenUsed="1"/>
+    <w:lsdException w:name="toa heading" w:semiHidden="1" w:unhideWhenUsed="1"/>
+    <w:lsdException w:name="List" w:semiHidden="1" w:unhideWhenUsed="1"/>
+    <w:lsdException w:name="List Bullet" w:semiHidden="1" w:unhideWhenUsed="1"/>
+    <w:lsdException w:name="List Number" w:semiHidden="1" w:unhideWhenUsed="1"/>
+    <w:lsdException w:name="List 2" w:semiHidden="1" w:unhideWhenUsed="1"/>
+    <w:lsdException w:name="List 3" w:semiHidden="1" w:unhideWhenUsed="1"/>
+    <w:lsdException w:name="List 4" w:semiHidden="1" w:unhideWhenUsed="1"/>
+    <w:lsdException w:name="List 5" w:semiHidden="1" w:unhideWhenUsed="1"/>
+    <w:lsdException w:name="List Bullet 2" w:semiHidden="1" w:unhideWhenUsed="1"/>
+    <w:lsdException w:name="List Bullet 3" w:semiHidden="1" w:unhideWhenUsed="1"/>
+    <w:lsdException w:name="List Bullet 4" w:semiHidden="1" w:unhideWhenUsed="1"/>
+    <w:lsdException w:name="List Bullet 5" w:semiHidden="1" w:unhideWhenUsed="1"/>
+    <w:lsdException w:name="List Number 2" w:semiHidden="1" w:unhideWhenUsed="1"/>
+    <w:lsdException w:name="List Number 3" w:semiHidden="1" w:unhideWhenUsed="1"/>
+    <w:lsdException w:name="List Number 4" w:semiHidden="1" w:unhideWhenUsed="1"/>
+    <w:lsdException w:name="List Number 5" w:semiHidden="1" w:unhideWhenUsed="1"/>
+    <w:lsdException w:name="Title" w:uiPriority="10" w:qFormat="1"/>
+    <w:lsdException w:name="Closing" w:semiHidden="1" w:unhideWhenUsed="1"/>
+    <w:lsdException w:name="Signature" w:semiHidden="1" w:unhideWhenUsed="1"/>
+    <w:lsdException w:name="Default Paragraph Font" w:semiHidden="1" w:uiPriority="1" w:unhideWhenUsed="1" w:qFormat="1"/>
+    <w:lsdException w:name="Body Text" w:semiHidden="1" w:unhideWhenUsed="1"/>
+    <w:lsdException w:name="Body Text Indent" w:semiHidden="1" w:unhideWhenUsed="1"/>
+    <w:lsdException w:name="List Continue" w:semiHidden="1" w:unhideWhenUsed="1"/>
+    <w:lsdException w:name="List Continue 2" w:semiHidden="1" w:unhideWhenUsed="1"/>
+    <w:lsdException w:name="List Continue 3" w:semiHidden="1" w:unhideWhenUsed="1"/>
+    <w:lsdException w:name="List Continue 4" w:semiHidden="1" w:unhideWhenUsed="1"/>
+    <w:lsdException w:name="List Continue 5" w:semiHidden="1" w:unhideWhenUsed="1"/>
+    <w:lsdException w:name="Message Header" w:semiHidden="1" w:unhideWhenUsed="1"/>
+    <w:lsdException w:name="Subtitle" w:uiPriority="11" w:qFormat="1"/>
+    <w:lsdException w:name="Salutation" w:semiHidden="1" w:unhideWhenUsed="1"/>
+    <w:lsdException w:name="Date" w:semiHidden="1" w:unhideWhenUsed="1"/>
+    <w:lsdException w:name="Body Text First Indent" w:semiHidden="1" w:unhideWhenUsed="1"/>
+    <w:lsdException w:name="Body Text First Indent 2" w:semiHidden="1" w:unhideWhenUsed="1"/>
+    <w:lsdException w:name="Note Heading" w:semiHidden="1" w:unhideWhenUsed="1"/>
+    <w:lsdException w:name="Body Text 2" w:semiHidden="1" w:unhideWhenUsed="1"/>
+    <w:lsdException w:name="Body Text 3" w:semiHidden="1" w:unhideWhenUsed="1"/>
+    <w:lsdException w:name="Body Text Indent 2" w:semiHidden="1" w:unhideWhenUsed="1"/>
+    <w:lsdException w:name="Body Text Indent 3" w:semiHidden="1" w:unhideWhenUsed="1"/>
+    <w:lsdException w:name="Block Text" w:semiHidden="1" w:unhideWhenUsed="1"/>
+    <w:lsdException w:name="Hyperlink" w:semiHidden="1" w:unhideWhenUsed="1"/>
+    <w:lsdException w:name="FollowedHyperlink" w:semiHidden="1" w:unhideWhenUsed="1"/>
+    <w:lsdException w:name="Strong" w:uiPriority="22" w:qFormat="1"/>
+    <w:lsdException w:name="Emphasis" w:uiPriority="20" w:qFormat="1"/>
+    <w:lsdException w:name="Document Map" w:semiHidden="1" w:unhideWhenUsed="1"/>
+    <w:lsdException w:name="Plain Text" w:semiHidden="1" w:unhideWhenUsed="1"/>
+    <w:lsdException w:name="E-mail Signature" w:semiHidden="1" w:unhideWhenUsed="1"/>
+    <w:lsdException w:name="HTML Top of Form" w:semiHidden="1" w:unhideWhenUsed="1"/>
+    <w:lsdException w:name="HTML Bottom of Form" w:semiHidden="1" w:unhideWhenUsed="1"/>
+    <w:lsdException w:name="Normal (Web)" w:semiHidden="1" w:unhideWhenUsed="1"/>
+    <w:lsdException w:name="HTML Acronym" w:semiHidden="1" w:unhideWhenUsed="1"/>
+    <w:lsdException w:name="HTML Address" w:semiHidden="1" w:unhideWhenUsed="1"/>
+    <w:lsdException w:name="HTML Cite" w:semiHidden="1" w:unhideWhenUsed="1"/>
+    <w:lsdException w:name="HTML Code" w:semiHidden="1" w:unhideWhenUsed="1"/>
+    <w:lsdException w:name="HTML Definition" w:semiHidden="1" w:unhideWhenUsed="1"/>
+    <w:lsdException w:name="HTML Keyboard" w:semiHidden="1" w:unhideWhenUsed="1"/>
+    <w:lsdException w:name="HTML Preformatted" w:semiHidden="1" w:unhideWhenUsed="1"/>
+    <w:lsdException w:name="HTML Sample" w:semiHidden="1" w:unhideWhenUsed="1"/>
+    <w:lsdException w:name="HTML Typewriter" w:semiHidden="1" w:unhideWhenUsed="1"/>
+    <w:lsdException w:name="HTML Variable" w:semiHidden="1" w:unhideWhenUsed="1"/>
+    <w:lsdException w:name="Normal Table" w:semiHidden="1" w:unhideWhenUsed="1" w:qFormat="1"/>
+    <w:lsdException w:name="annotation subject" w:semiHidden="1" w:unhideWhenUsed="1"/>
+    <w:lsdException w:name="No List" w:semiHidden="1" w:unhideWhenUsed="1"/>
+    <w:lsdException w:name="Outline List 1" w:semiHidden="1" w:unhideWhenUsed="1"/>
+    <w:lsdException w:name="Outline List 2" w:semiHidden="1" w:unhideWhenUsed="1"/>
+    <w:lsdException w:name="Outline List 3" w:semiHidden="1" w:unhideWhenUsed="1"/>
+    <w:lsdException w:name="Table Simple 1" w:semiHidden="1" w:unhideWhenUsed="1"/>
+    <w:lsdException w:name="Table Simple 2" w:semiHidden="1" w:unhideWhenUsed="1"/>
+    <w:lsdException w:name="Table Simple 3" w:semiHidden="1" w:unhideWhenUsed="1"/>
+    <w:lsdException w:name="Table Classic 1" w:semiHidden="1" w:unhideWhenUsed="1"/>
+    <w:lsdException w:name="Table Classic 2" w:semiHidden="1" w:unhideWhenUsed="1"/>
+    <w:lsdException w:name="Table Classic 3" w:semiHidden="1" w:unhideWhenUsed="1"/>
+    <w:lsdException w:name="Table Classic 4" w:semiHidden="1" w:unhideWhenUsed="1"/>
+    <w:lsdException w:name="Table Colorful 1" w:semiHidden="1" w:unhideWhenUsed="1"/>
+    <w:lsdException w:name="Table Colorful 2" w:semiHidden="1" w:unhideWhenUsed="1"/>
+    <w:lsdException w:name="Table Colorful 3" w:semiHidden="1" w:unhideWhenUsed="1"/>
+    <w:lsdException w:name="Table Columns 1" w:semiHidden="1" w:unhideWhenUsed="1"/>
+    <w:lsdException w:name="Table Columns 2" w:semiHidden="1" w:unhideWhenUsed="1"/>
+    <w:lsdException w:name="Table Columns 3" w:semiHidden="1" w:unhideWhenUsed="1"/>
+    <w:lsdException w:name="Table Columns 4" w:semiHidden="1" w:unhideWhenUsed="1"/>
+    <w:lsdException w:name="Table Columns 5" w:semiHidden="1" w:unhideWhenUsed="1"/>
+    <w:lsdException w:name="Table Grid 1" w:semiHidden="1" w:unhideWhenUsed="1"/>
+    <w:lsdException w:name="Table Grid 2" w:semiHidden="1" w:unhideWhenUsed="1"/>
+    <w:lsdException w:name="Table Grid 3" w:semiHidden="1" w:unhideWhenUsed="1"/>
+    <w:lsdException w:name="Table Grid 4" w:semiHidden="1" w:unhideWhenUsed="1"/>
+    <w:lsdException w:name="Table Grid 5" w:semiHidden="1" w:unhideWhenUsed="1"/>
+    <w:lsdException w:name="Table Grid 6" w:semiHidden="1" w:unhideWhenUsed="1"/>
+    <w:lsdException w:name="Table Grid 7" w:semiHidden="1" w:unhideWhenUsed="1"/>
+    <w:lsdException w:name="Table Grid 8" w:semiHidden="1" w:unhideWhenUsed="1"/>
+    <w:lsdException w:name="Table List 1" w:semiHidden="1" w:unhideWhenUsed="1"/>
+    <w:lsdException w:name="Table List 2" w:semiHidden="1" w:unhideWhenUsed="1"/>
+    <w:lsdException w:name="Table List 3" w:semiHidden="1" w:unhideWhenUsed="1"/>
+    <w:lsdException w:name="Table List 4" w:semiHidden="1" w:unhideWhenUsed="1"/>
+    <w:lsdException w:name="Table List 5" w:semiHidden="1" w:unhideWhenUsed="1"/>
+    <w:lsdException w:name="Table List 6" w:semiHidden="1" w:unhideWhenUsed="1"/>
+    <w:lsdException w:name="Table List 7" w:semiHidden="1" w:unhideWhenUsed="1"/>
+    <w:lsdException w:name="Table List 8" w:semiHidden="1" w:unhideWhenUsed="1"/>
+    <w:lsdException w:name="Table 3D effects 1" w:semiHidden="1" w:unhideWhenUsed="1"/>
+    <w:lsdException w:name="Table 3D effects 2" w:semiHidden="1" w:unhideWhenUsed="1"/>
+    <w:lsdException w:name="Table 3D effects 3" w:semiHidden="1" w:unhideWhenUsed="1"/>
+    <w:lsdException w:name="Table Contemporary" w:semiHidden="1" w:unhideWhenUsed="1"/>
+    <w:lsdException w:name="Table Elegant" w:semiHidden="1" w:unhideWhenUsed="1"/>
+    <w:lsdException w:name="Table Professional" w:semiHidden="1" w:unhideWhenUsed="1"/>
+    <w:lsdException w:name="Table Subtle 1" w:semiHidden="1" w:unhideWhenUsed="1"/>
+    <w:lsdException w:name="Table Subtle 2" w:semiHidden="1" w:unhideWhenUsed="1"/>
+    <w:lsdException w:name="Table Web 1" w:semiHidden="1" w:unhideWhenUsed="1"/>
+    <w:lsdException w:name="Table Web 2" w:semiHidden="1" w:unhideWhenUsed="1"/>
+    <w:lsdException w:name="Table Web 3" w:semiHidden="1" w:unhideWhenUsed="1"/>
+    <w:lsdException w:name="Balloon Text" w:semiHidden="1" w:unhideWhenUsed="1"/>
+    <w:lsdException w:name="Table Grid" w:uiPriority="39"/>
+    <w:lsdException w:name="Table Theme" w:semiHidden="1" w:unhideWhenUsed="1"/>
+    <w:lsdException w:name="Placeholder Text" w:semiHidden="1" w:unhideWhenUsed="1"/>
+    <w:lsdException w:name="No Spacing" w:semiHidden="1" w:unhideWhenUsed="1"/>
+    <w:lsdException w:name="Light Shading" w:uiPriority="60"/>
+    <w:lsdException w:name="Light List" w:uiPriority="61"/>
+    <w:lsdException w:name="Light Grid" w:uiPriority="62"/>
+    <w:lsdException w:name="Medium Shading 1" w:uiPriority="63"/>
+    <w:lsdException w:name="Medium Shading 2" w:uiPriority="64"/>
+    <w:lsdException w:name="Medium List 1" w:uiPriority="65"/>
+    <w:lsdException w:name="Medium List 2" w:uiPriority="66"/>
+    <w:lsdException w:name="Medium Grid 1" w:uiPriority="67"/>
+    <w:lsdException w:name="Medium Grid 2" w:uiPriority="68"/>
+    <w:lsdException w:name="Medium Grid 3" w:uiPriority="69"/>
+    <w:lsdException w:name="Dark List" w:uiPriority="70"/>
+    <w:lsdException w:name="Colorful Shading" w:uiPriority="71"/>
+    <w:lsdException w:name="Colorful List" w:uiPriority="72"/>
+    <w:lsdException w:name="Colorful Grid" w:uiPriority="73"/>
+    <w:lsdException w:name="Light Shading Accent 1" w:uiPriority="60"/>
+    <w:lsdException w:name="Light List Accent 1" w:uiPriority="61"/>
+    <w:lsdException w:name="Light Grid Accent 1" w:uiPriority="62"/>
+    <w:lsdException w:name="Medium Shading 1 Accent 1" w:uiPriority="63"/>
+    <w:lsdException w:name="Medium Shading 2 Accent 1" w:uiPriority="64"/>
+    <w:lsdException w:name="Medium List 1 Accent 1" w:uiPriority="65"/>
+    <w:lsdException w:name="Revision" w:semiHidden="1" w:unhideWhenUsed="1"/>
+    <w:lsdException w:name="List Paragraph" w:semiHidden="1" w:unhideWhenUsed="1"/>
+    <w:lsdException w:name="Quote" w:semiHidden="1" w:unhideWhenUsed="1"/>
+    <w:lsdException w:name="Intense Quote" w:semiHidden="1" w:unhideWhenUsed="1"/>
+    <w:lsdException w:name="Medium List 2 Accent 1" w:uiPriority="66"/>
+    <w:lsdException w:name="Medium Grid 1 Accent 1" w:uiPriority="67"/>
+    <w:lsdException w:name="Medium Grid 2 Accent 1" w:uiPriority="68"/>
+    <w:lsdException w:name="Medium Grid 3 Accent 1" w:uiPriority="69"/>
+    <w:lsdException w:name="Dark List Accent 1" w:uiPriority="70"/>
+    <w:lsdException w:name="Colorful Shading Accent 1" w:uiPriority="71"/>
+    <w:lsdException w:name="Colorful List Accent 1" w:uiPriority="72"/>
+    <w:lsdException w:name="Colorful Grid Accent 1" w:uiPriority="73"/>
+    <w:lsdException w:name="Light Shading Accent 2" w:uiPriority="60"/>
+    <w:lsdException w:name="Light List Accent 2" w:uiPriority="61"/>
+    <w:lsdException w:name="Light Grid Accent 2" w:uiPriority="62"/>
+    <w:lsdException w:name="Medium Shading 1 Accent 2" w:uiPriority="63"/>
+    <w:lsdException w:name="Medium Shading 2 Accent 2" w:uiPriority="64"/>
+    <w:lsdException w:name="Medium List 1 Accent 2" w:uiPriority="65"/>
+    <w:lsdException w:name="Medium List 2 Accent 2" w:uiPriority="66"/>
+    <w:lsdException w:name="Medium Grid 1 Accent 2" w:uiPriority="67"/>
+    <w:lsdException w:name="Medium Grid 2 Accent 2" w:uiPriority="68"/>
+    <w:lsdException w:name="Medium Grid 3 Accent 2" w:uiPriority="69"/>
+    <w:lsdException w:name="Dark List Accent 2" w:uiPriority="70"/>
+    <w:lsdException w:name="Colorful Shading Accent 2" w:uiPriority="71"/>
+    <w:lsdException w:name="Colorful List Accent 2" w:uiPriority="72"/>
+    <w:lsdException w:name="Colorful Grid Accent 2" w:uiPriority="73"/>
+    <w:lsdException w:name="Light Shading Accent 3" w:uiPriority="60"/>
+    <w:lsdException w:name="Light List Accent 3" w:uiPriority="61"/>
+    <w:lsdException w:name="Light Grid Accent 3" w:uiPriority="62"/>
+    <w:lsdException w:name="Medium Shading 1 Accent 3" w:uiPriority="63"/>
+    <w:lsdException w:name="Medium Shading 2 Accent 3" w:uiPriority="64"/>
+    <w:lsdException w:name="Medium List 1 Accent 3" w:uiPriority="65"/>
+    <w:lsdException w:name="Medium List 2 Accent 3" w:uiPriority="66"/>
+    <w:lsdException w:name="Medium Grid 1 Accent 3" w:uiPriority="67"/>
+    <w:lsdException w:name="Medium Grid 2 Accent 3" w:uiPriority="68"/>
+    <w:lsdException w:name="Medium Grid 3 Accent 3" w:uiPriority="69"/>
+    <w:lsdException w:name="Dark List Accent 3" w:uiPriority="70"/>
+    <w:lsdException w:name="Colorful Shading Accent 3" w:uiPriority="71"/>
+    <w:lsdException w:name="Colorful List Accent 3" w:uiPriority="72"/>
+    <w:lsdException w:name="Colorful Grid Accent 3" w:uiPriority="73"/>
+    <w:lsdException w:name="Light Shading Accent 4" w:uiPriority="60"/>
+    <w:lsdException w:name="Light List Accent 4" w:uiPriority="61"/>
+    <w:lsdException w:name="Light Grid Accent 4" w:uiPriority="62"/>
+    <w:lsdException w:name="Medium Shading 1 Accent 4" w:uiPriority="63"/>
+    <w:lsdException w:name="Medium Shading 2 Accent 4" w:uiPriority="64"/>
+    <w:lsdException w:name="Medium List 1 Accent 4" w:uiPriority="65"/>
+    <w:lsdException w:name="Medium List 2 Accent 4" w:uiPriority="66"/>
+    <w:lsdException w:name="Medium Grid 1 Accent 4" w:uiPriority="67"/>
+    <w:lsdException w:name="Medium Grid 2 Accent 4" w:uiPriority="68"/>
+    <w:lsdException w:name="Medium Grid 3 Accent 4" w:uiPriority="69"/>
+    <w:lsdException w:name="Dark List Accent 4" w:uiPriority="70"/>
+    <w:lsdException w:name="Colorful Shading Accent 4" w:uiPriority="71"/>
+    <w:lsdException w:name="Colorful List Accent 4" w:uiPriority="72"/>
+    <w:lsdException w:name="Colorful Grid Accent 4" w:uiPriority="73"/>
+    <w:lsdException w:name="Light Shading Accent 5" w:uiPriority="60"/>
+    <w:lsdException w:name="Light List Accent 5" w:uiPriority="61"/>
+    <w:lsdException w:name="Light Grid Accent 5" w:uiPriority="62"/>
+    <w:lsdException w:name="Medium Shading 1 Accent 5" w:uiPriority="63"/>
+    <w:lsdException w:name="Medium Shading 2 Accent 5" w:uiPriority="64"/>
+    <w:lsdException w:name="Medium List 1 Accent 5" w:uiPriority="65"/>
+    <w:lsdException w:name="Medium List 2 Accent 5" w:uiPriority="66"/>
+    <w:lsdException w:name="Medium Grid 1 Accent 5" w:uiPriority="67"/>
+    <w:lsdException w:name="Medium Grid 2 Accent 5" w:uiPriority="68"/>
+    <w:lsdException w:name="Medium Grid 3 Accent 5" w:uiPriority="69"/>
+    <w:lsdException w:name="Dark List Accent 5" w:uiPriority="70"/>
+    <w:lsdException w:name="Colorful Shading Accent 5" w:uiPriority="71"/>
+    <w:lsdException w:name="Colorful List Accent 5" w:uiPriority="72"/>
+    <w:lsdException w:name="Colorful Grid Accent 5" w:uiPriority="73"/>
+    <w:lsdException w:name="Light Shading Accent 6" w:uiPriority="60"/>
+    <w:lsdException w:name="Light List Accent 6" w:uiPriority="61"/>
+    <w:lsdException w:name="Light Grid Accent 6" w:uiPriority="62"/>
+    <w:lsdException w:name="Medium Shading 1 Accent 6" w:uiPriority="63"/>
+    <w:lsdException w:name="Medium Shading 2 Accent 6" w:uiPriority="64"/>
+    <w:lsdException w:name="Medium List 1 Accent 6" w:uiPriority="65"/>
+    <w:lsdException w:name="Medium List 2 Accent 6" w:uiPriority="66"/>
+    <w:lsdException w:name="Medium Grid 1 Accent 6" w:uiPriority="67"/>
+    <w:lsdException w:name="Medium Grid 2 Accent 6" w:uiPriority="68"/>
+    <w:lsdException w:name="Medium Grid 3 Accent 6" w:uiPriority="69"/>
+    <w:lsdException w:name="Dark List Accent 6" w:uiPriority="70"/>
+    <w:lsdException w:name="Colorful Shading Accent 6" w:uiPriority="71"/>
+    <w:lsdException w:name="Colorful List Accent 6" w:uiPriority="72"/>
+    <w:lsdException w:name="Colorful Grid Accent 6" w:uiPriority="73"/>
+    <w:lsdException w:name="Subtle Emphasis" w:uiPriority="19" w:qFormat="1"/>
+    <w:lsdException w:name="Intense Emphasis" w:uiPriority="21" w:qFormat="1"/>
+    <w:lsdException w:name="Subtle Reference" w:uiPriority="31" w:qFormat="1"/>
+    <w:lsdException w:name="Intense Reference" w:uiPriority="32" w:qFormat="1"/>
+    <w:lsdException w:name="Book Title" w:uiPriority="33" w:qFormat="1"/>
+    <w:lsdException w:name="Bibliography" w:semiHidden="1" w:uiPriority="37" w:unhideWhenUsed="1"/>
+    <w:lsdException w:name="TOC Heading" w:semiHidden="1" w:uiPriority="39" w:unhideWhenUsed="1" w:qFormat="1"/>
+    <w:lsdException w:name="Plain Table 1" w:uiPriority="41"/>
+    <w:lsdException w:name="Plain Table 2" w:uiPriority="42"/>
+    <w:lsdException w:name="Plain Table 3" w:uiPriority="43"/>
+    <w:lsdException w:name="Plain Table 4" w:uiPriority="44"/>
+    <w:lsdException w:name="Plain Table 5" w:uiPriority="45"/>
+    <w:lsdException w:name="Grid Table Light" w:uiPriority="40"/>
+    <w:lsdException w:name="Grid Table 1 Light" w:uiPriority="46"/>
+    <w:lsdException w:name="Grid Table 2" w:uiPriority="47"/>
+    <w:lsdException w:name="Grid Table 3" w:uiPriority="48"/>
+    <w:lsdException w:name="Grid Table 4" w:uiPriority="49"/>
+    <w:lsdException w:name="Grid Table 5 Dark" w:uiPriority="50"/>
+    <w:lsdException w:name="Grid Table 6 Colorful" w:uiPriority="51"/>
+    <w:lsdException w:name="Grid Table 7 Colorful" w:uiPriority="52"/>
+    <w:lsdException w:name="Grid Table 1 Light Accent 1" w:uiPriority="46"/>
+    <w:lsdException w:name="Grid Table 2 Accent 1" w:uiPriority="47"/>
+    <w:lsdException w:name="Grid Table 3 Accent 1" w:uiPriority="48"/>
+    <w:lsdException w:name="Grid Table 4 Accent 1" w:uiPriority="49"/>
+    <w:lsdException w:name="Grid Table 5 Dark Accent 1" w:uiPriority="50"/>
+    <w:lsdException w:name="Grid Table 6 Colorful Accent 1" w:uiPriority="51"/>
+    <w:lsdException w:name="Grid Table 7 Colorful Accent 1" w:uiPriority="52"/>
+    <w:lsdException w:name="Grid Table 1 Light Accent 2" w:uiPriority="46"/>
+    <w:lsdException w:name="Grid Table 2 Accent 2" w:uiPriority="47"/>
+    <w:lsdException w:name="Grid Table 3 Accent 2" w:uiPriority="48"/>
+    <w:lsdException w:name="Grid Table 4 Accent 2" w:uiPriority="49"/>
+    <w:lsdException w:name="Grid Table 5 Dark Accent 2" w:uiPriority="50"/>
+    <w:lsdException w:name="Grid Table 6 Colorful Accent 2" w:uiPriority="51"/>
+    <w:lsdException w:name="Grid Table 7 Colorful Accent 2" w:uiPriority="52"/>
+    <w:lsdException w:name="Grid Table 1 Light Accent 3" w:uiPriority="46"/>
+    <w:lsdException w:name="Grid Table 2 Accent 3" w:uiPriority="47"/>
+    <w:lsdException w:name="Grid Table 3 Accent 3" w:uiPriority="48"/>
+    <w:lsdException w:name="Grid Table 4 Accent 3" w:uiPriority="49"/>
+    <w:lsdException w:name="Grid Table 5 Dark Accent 3" w:uiPriority="50"/>
+    <w:lsdException w:name="Grid Table 6 Colorful Accent 3" w:uiPriority="51"/>
+    <w:lsdException w:name="Grid Table 7 Colorful Accent 3" w:uiPriority="52"/>
+    <w:lsdException w:name="Grid Table 1 Light Accent 4" w:uiPriority="46"/>
+    <w:lsdException w:name="Grid Table 2 Accent 4" w:uiPriority="47"/>
+    <w:lsdException w:name="Grid Table 3 Accent 4" w:uiPriority="48"/>
+    <w:lsdException w:name="Grid Table 4 Accent 4" w:uiPriority="49"/>
+    <w:lsdException w:name="Grid Table 5 Dark Accent 4" w:uiPriority="50"/>
+    <w:lsdException w:name="Grid Table 6 Colorful Accent 4" w:uiPriority="51"/>
+    <w:lsdException w:name="Grid Table 7 Colorful Accent 4" w:uiPriority="52"/>
+    <w:lsdException w:name="Grid Table 1 Light Accent 5" w:uiPriority="46"/>
+    <w:lsdException w:name="Grid Table 2 Accent 5" w:uiPriority="47"/>
+    <w:lsdException w:name="Grid Table 3 Accent 5" w:uiPriority="48"/>
+    <w:lsdException w:name="Grid Table 4 Accent 5" w:uiPriority="49"/>
+    <w:lsdException w:name="Grid Table 5 Dark Accent 5" w:uiPriority="50"/>
+    <w:lsdException w:name="Grid Table 6 Colorful Accent 5" w:uiPriority="51"/>
+    <w:lsdException w:name="Grid Table 7 Colorful Accent 5" w:uiPriority="52"/>
+    <w:lsdException w:name="Grid Table 1 Light Accent 6" w:uiPriority="46"/>
+    <w:lsdException w:name="Grid Table 2 Accent 6" w:uiPriority="47"/>
+    <w:lsdException w:name="Grid Table 3 Accent 6" w:uiPriority="48"/>
+    <w:lsdException w:name="Grid Table 4 Accent 6" w:uiPriority="49"/>
+    <w:lsdException w:name="Grid Table 5 Dark Accent 6" w:uiPriority="50"/>
+    <w:lsdException w:name="Grid Table 6 Colorful Accent 6" w:uiPriority="51"/>
+    <w:lsdException w:name="Grid Table 7 Colorful Accent 6" w:uiPriority="52"/>
+    <w:lsdException w:name="List Table 1 Light" w:uiPriority="46"/>
+    <w:lsdException w:name="List Table 2" w:uiPriority="47"/>
+    <w:lsdException w:name="List Table 3" w:uiPriority="48"/>
+    <w:lsdException w:name="List Table 4" w:uiPriority="49"/>
+    <w:lsdException w:name="List Table 5 Dark" w:uiPriority="50"/>
+    <w:lsdException w:name="List Table 6 Colorful" w:uiPriority="51"/>
+    <w:lsdException w:name="List Table 7 Colorful" w:uiPriority="52"/>
+    <w:lsdException w:name="List Table 1 Light Accent 1" w:uiPriority="46"/>
+    <w:lsdException w:name="List Table 2 Accent 1" w:uiPriority="47"/>
+    <w:lsdException w:name="List Table 3 Accent 1" w:uiPriority="48"/>
+    <w:lsdException w:name="List Table 4 Accent 1" w:uiPriority="49"/>
+    <w:lsdException w:name="List Table 5 Dark Accent 1" w:uiPriority="50"/>
+    <w:lsdException w:name="List Table 6 Colorful Accent 1" w:uiPriority="51"/>
+    <w:lsdException w:name="List Table 7 Colorful Accent 1" w:uiPriority="52"/>
+    <w:lsdException w:name="List Table 1 Light Accent 2" w:uiPriority="46"/>
+    <w:lsdException w:name="List Table 2 Accent 2" w:uiPriority="47"/>
+    <w:lsdException w:name="List Table 3 Accent 2" w:uiPriority="48"/>
+    <w:lsdException w:name="List Table 4 Accent 2" w:uiPriority="49"/>
+    <w:lsdException w:name="List Table 5 Dark Accent 2" w:uiPriority="50"/>
+    <w:lsdException w:name="List Table 6 Colorful Accent 2" w:uiPriority="51"/>
+    <w:lsdException w:name="List Table 7 Colorful Accent 2" w:uiPriority="52"/>
+    <w:lsdException w:name="List Table 1 Light Accent 3" w:uiPriority="46"/>
+    <w:lsdException w:name="List Table 2 Accent 3" w:uiPriority="47"/>
+    <w:lsdException w:name="List Table 3 Accent 3" w:uiPriority="48"/>
+    <w:lsdException w:name="List Table 4 Accent 3" w:uiPriority="49"/>
+    <w:lsdException w:name="List Table 5 Dark Accent 3" w:uiPriority="50"/>
+    <w:lsdException w:name="List Table 6 Colorful Accent 3" w:uiPriority="51"/>
+    <w:lsdException w:name="List Table 7 Colorful Accent 3" w:uiPriority="52"/>
+    <w:lsdException w:name="List Table 1 Light Accent 4" w:uiPriority="46"/>
+    <w:lsdException w:name="List Table 2 Accent 4" w:uiPriority="47"/>
+    <w:lsdException w:name="List Table 3 Accent 4" w:uiPriority="48"/>
+    <w:lsdException w:name="List Table 4 Accent 4" w:uiPriority="49"/>
+    <w:lsdException w:name="List Table 5 Dark Accent 4" w:uiPriority="50"/>
+    <w:lsdException w:name="List Table 6 Colorful Accent 4" w:uiPriority="51"/>
+    <w:lsdException w:name="List Table 7 Colorful Accent 4" w:uiPriority="52"/>
+    <w:lsdException w:name="List Table 1 Light Accent 5" w:uiPriority="46"/>
+    <w:lsdException w:name="List Table 2 Accent 5" w:uiPriority="47"/>
+    <w:lsdException w:name="List Table 3 Accent 5" w:uiPriority="48"/>
+    <w:lsdException w:name="List Table 4 Accent 5" w:uiPriority="49"/>
+    <w:lsdException w:name="List Table 5 Dark Accent 5" w:uiPriority="50"/>
+    <w:lsdException w:name="List Table 6 Colorful Accent 5" w:uiPriority="51"/>
+    <w:lsdException w:name="List Table 7 Colorful Accent 5" w:uiPriority="52"/>
+    <w:lsdException w:name="List Table 1 Light Accent 6" w:uiPriority="46"/>
+    <w:lsdException w:name="List Table 2 Accent 6" w:uiPriority="47"/>
+    <w:lsdException w:name="List Table 3 Accent 6" w:uiPriority="48"/>
+    <w:lsdException w:name="List Table 4 Accent 6" w:uiPriority="49"/>
+    <w:lsdException w:name="List Table 5 Dark Accent 6" w:uiPriority="50"/>
+    <w:lsdException w:name="List Table 6 Colorful Accent 6" w:uiPriority="51"/>
+    <w:lsdException w:name="List Table 7 Colorful Accent 6" w:uiPriority="52"/>
+    <w:lsdException w:name="Mention" w:semiHidden="1" w:unhideWhenUsed="1"/>
+    <w:lsdException w:name="Smart Hyperlink" w:semiHidden="1" w:unhideWhenUsed="1"/>
+    <w:lsdException w:name="Hashtag" w:semiHidden="1" w:unhideWhenUsed="1"/>
+    <w:lsdException w:name="Unresolved Mention" w:semiHidden="1" w:unhideWhenUsed="1"/>
+    <w:lsdException w:name="Smart Link" w:semiHidden="1" w:unhideWhenUsed="1"/>
   </w:latentStyles>
-  <w:style w:type="paragraph" w:default="1" w:styleId="1">
+  <w:style w:type="paragraph" w:default="1" w:styleId="a">
     <w:name w:val="Normal"/>
     <w:qFormat/>
-    <w:uiPriority w:val="0"/>
     <w:pPr>
       <w:widowControl w:val="0"/>
       <w:jc w:val="both"/>
     </w:pPr>
     <w:rPr>
-      <w:rFonts w:asciiTheme="minorHAnsi" w:hAnsiTheme="minorHAnsi" w:eastAsiaTheme="minorEastAsia" w:cstheme="minorBidi"/>
+      <w:rFonts w:asciiTheme="minorHAnsi" w:eastAsiaTheme="minorEastAsia" w:hAnsiTheme="minorHAnsi" w:cstheme="minorBidi"/>
       <w:kern w:val="2"/>
       <w:sz w:val="24"/>
       <w:szCs w:val="24"/>
-      <w:lang w:val="en-US" w:eastAsia="zh-CN" w:bidi="ar-SA"/>
     </w:rPr>
   </w:style>
-  <w:style w:type="character" w:default="1" w:styleId="5">
+  <w:style w:type="character" w:default="1" w:styleId="a0">
     <w:name w:val="Default Paragraph Font"/>
+    <w:uiPriority w:val="1"/>
     <w:semiHidden/>
     <w:unhideWhenUsed/>
-    <w:qFormat/>
-    <w:uiPriority w:val="1"/>
   </w:style>
-  <w:style w:type="table" w:default="1" w:styleId="4">
+  <w:style w:type="table" w:default="1" w:styleId="a1">
     <w:name w:val="Normal Table"/>
+    <w:uiPriority w:val="99"/>
     <w:semiHidden/>
     <w:unhideWhenUsed/>
-    <w:qFormat/>
-    <w:uiPriority w:val="99"/>
     <w:tblPr>
+      <w:tblInd w:w="0" w:type="dxa"/>
       <w:tblCellMar>
         <w:top w:w="0" w:type="dxa"/>
         <w:left w:w="108" w:type="dxa"/>
@@ -1287,14 +1341,20 @@
       </w:tblCellMar>
     </w:tblPr>
   </w:style>
-  <w:style w:type="paragraph" w:styleId="2">
+  <w:style w:type="numbering" w:default="1" w:styleId="a2">
+    <w:name w:val="No List"/>
+    <w:uiPriority w:val="99"/>
+    <w:semiHidden/>
+    <w:unhideWhenUsed/>
+  </w:style>
+  <w:style w:type="paragraph" w:styleId="a3">
     <w:name w:val="footer"/>
-    <w:basedOn w:val="1"/>
-    <w:link w:val="7"/>
+    <w:basedOn w:val="a"/>
+    <w:link w:val="a4"/>
     <w:autoRedefine/>
+    <w:uiPriority w:val="99"/>
     <w:unhideWhenUsed/>
     <w:qFormat/>
-    <w:uiPriority w:val="99"/>
     <w:pPr>
       <w:tabs>
         <w:tab w:val="center" w:pos="4153"/>
@@ -1308,17 +1368,17 @@
       <w:szCs w:val="18"/>
     </w:rPr>
   </w:style>
-  <w:style w:type="paragraph" w:styleId="3">
+  <w:style w:type="paragraph" w:styleId="a5">
     <w:name w:val="header"/>
-    <w:basedOn w:val="1"/>
-    <w:link w:val="6"/>
+    <w:basedOn w:val="a"/>
+    <w:link w:val="a6"/>
     <w:autoRedefine/>
+    <w:uiPriority w:val="99"/>
     <w:unhideWhenUsed/>
     <w:qFormat/>
-    <w:uiPriority w:val="99"/>
     <w:pPr>
       <w:pBdr>
-        <w:bottom w:val="single" w:color="auto" w:sz="6" w:space="1"/>
+        <w:bottom w:val="single" w:sz="6" w:space="1" w:color="auto"/>
       </w:pBdr>
       <w:tabs>
         <w:tab w:val="center" w:pos="4153"/>
@@ -1332,25 +1392,25 @@
       <w:szCs w:val="18"/>
     </w:rPr>
   </w:style>
-  <w:style w:type="character" w:customStyle="1" w:styleId="6">
+  <w:style w:type="character" w:customStyle="1" w:styleId="a6">
     <w:name w:val="页眉 字符"/>
-    <w:basedOn w:val="5"/>
-    <w:link w:val="3"/>
+    <w:basedOn w:val="a0"/>
+    <w:link w:val="a5"/>
     <w:autoRedefine/>
+    <w:uiPriority w:val="99"/>
     <w:qFormat/>
-    <w:uiPriority w:val="99"/>
     <w:rPr>
       <w:sz w:val="18"/>
       <w:szCs w:val="18"/>
     </w:rPr>
   </w:style>
-  <w:style w:type="character" w:customStyle="1" w:styleId="7">
+  <w:style w:type="character" w:customStyle="1" w:styleId="a4">
     <w:name w:val="页脚 字符"/>
-    <w:basedOn w:val="5"/>
-    <w:link w:val="2"/>
+    <w:basedOn w:val="a0"/>
+    <w:link w:val="a3"/>
     <w:autoRedefine/>
+    <w:uiPriority w:val="99"/>
     <w:qFormat/>
-    <w:uiPriority w:val="99"/>
     <w:rPr>
       <w:sz w:val="18"/>
       <w:szCs w:val="18"/>
@@ -1611,5 +1671,6 @@
     </a:fmtScheme>
   </a:themeElements>
   <a:objectDefaults/>
+  <a:extraClrSchemeLst/>
 </a:theme>
 </file>